--- a/docs/MediScribe_HIS接口规范.docx
+++ b/docs/MediScribe_HIS接口规范.docx
@@ -41,10 +41,21 @@
           <w:color w:val="595959"/>
           <w:sz w:val="20"/>
         </w:rPr>
-        <w:t>版本 v1.0　|　日期：2026-06-17</w:t>
+        <w:t>版本 v1.1　|　日期：2026-07-26</w:t>
       </w:r>
     </w:p>
     <w:p/>
+    <w:p>
+      <w:r>
+        <w:rPr>
+          <w:rFonts w:ascii="Microsoft YaHei" w:hAnsi="Microsoft YaHei" w:eastAsia="Microsoft YaHei"/>
+          <w:b w:val="0"/>
+          <w:color w:val="808080"/>
+          <w:sz w:val="19"/>
+        </w:rPr>
+        <w:t>v1.1 修订：新增第 7 章「WebSocket 长连接通道（方案 B，推荐）」；签名算法统一为 HMAC-SHA256；接口地址与错误码按我方现网实现对齐（/api/v1/his/…、新增 40006）；接诊推送新增选填体征与档案字段（与回写 vitals.* 对称）；两通道业务字段与签名机制一致，联调时二选一。</w:t>
+      </w:r>
+    </w:p>
     <w:p>
       <w:r>
         <w:rPr>
@@ -341,7 +352,7 @@
           <w:color w:val="595959"/>
           <w:sz w:val="19"/>
         </w:rPr>
-        <w:t>说明：本对接为医院授权的点对点直连，不接入省级平台；全部基于 HTTPS + JSON，不依赖动态库（dll）。</w:t>
+        <w:t>说明：本对接为医院授权的点对点直连，不接入省级平台；消息一律为 JSON，传输通道支持 HTTPS 直连（方案 A）与 WebSocket 长连接（方案 B，我方推荐）两种，以联调时双方确认为准（见第 7 章）；不依赖动态库（dll）。</w:t>
       </w:r>
     </w:p>
     <w:p>
@@ -494,6 +505,16 @@
       <w:r>
         <w:rPr>
           <w:rFonts w:ascii="Microsoft YaHei" w:hAnsi="Microsoft YaHei" w:eastAsia="Microsoft YaHei"/>
+          <w:b w:val="0"/>
+          <w:sz w:val="21"/>
+        </w:rPr>
+        <w:t>通道说明：上方流程图按方案 A（HTTPS 直连）绘制。若采用方案 B（WebSocket），②接诊推送与③病历回写改为沿贵方主动建立的同一条 wss 长连接双向收发，流程顺序与关联主键完全不变（详见第 7 章）。</w:t>
+      </w:r>
+    </w:p>
+    <w:p>
+      <w:r>
+        <w:rPr>
+          <w:rFonts w:ascii="Microsoft YaHei" w:hAnsi="Microsoft YaHei" w:eastAsia="Microsoft YaHei"/>
           <w:b/>
           <w:color w:val="1F4E79"/>
           <w:sz w:val="30"/>
@@ -727,6 +748,38 @@
                 <w:sz w:val="18"/>
               </w:rPr>
               <w:t>YYYY-MM-DD HH:mm:ss</w:t>
+            </w:r>
+          </w:p>
+        </w:tc>
+      </w:tr>
+      <w:tr>
+        <w:tc>
+          <w:tcPr>
+            <w:tcW w:type="dxa" w:w="4320"/>
+          </w:tcPr>
+          <w:p>
+            <w:r>
+              <w:rPr>
+                <w:rFonts w:ascii="Microsoft YaHei" w:hAnsi="Microsoft YaHei" w:eastAsia="Microsoft YaHei"/>
+                <w:b w:val="0"/>
+                <w:sz w:val="21"/>
+              </w:rPr>
+              <w:t>通道</w:t>
+            </w:r>
+          </w:p>
+        </w:tc>
+        <w:tc>
+          <w:tcPr>
+            <w:tcW w:type="dxa" w:w="4320"/>
+          </w:tcPr>
+          <w:p>
+            <w:r>
+              <w:rPr>
+                <w:rFonts w:ascii="Microsoft YaHei" w:hAnsi="Microsoft YaHei" w:eastAsia="Microsoft YaHei"/>
+                <w:b w:val="0"/>
+                <w:sz w:val="21"/>
+              </w:rPr>
+              <w:t>方案 A：HTTPS 直连（默认，第 3 章按此描述）；方案 B：WebSocket 长连接（见第 7 章）。二选一，联调确认</w:t>
             </w:r>
           </w:p>
         </w:tc>
@@ -763,7 +816,7 @@
           <w:color w:val="C00000"/>
           <w:sz w:val="19"/>
         </w:rPr>
-        <w:t>注：此凭证为本点对点对接专用，与省平台向贵方下发的凭证无关，无需经省平台。两个方向均采用下述签名鉴权（回写方向请贵方为 MediScribe 分配 appId/appSecret）；如需加强，可在签名之上叠加内网 IP 白名单。</w:t>
+        <w:t>注：此凭证为本点对点对接专用，与省平台向贵方下发的凭证无关，无需经省平台。方案 A 下两个方向均采用下述签名鉴权、双向各一套凭证（回写方向请贵方为 MediScribe 分配）；方案 B 下凭证简化为仅我方分配的一套（见 7.2）。如需加强，可在签名之上叠加内网 IP 白名单。</w:t>
       </w:r>
     </w:p>
     <w:p>
@@ -971,7 +1024,7 @@
           <w:i w:val="0"/>
           <w:sz w:val="21"/>
         </w:rPr>
-        <w:t>签名算法（默认 HMAC-SHA256；贵方如已有国密 SM3 实现亦可沿用，二者择一）：</w:t>
+        <w:t>签名算法：统一采用 HMAC-SHA256：</w:t>
       </w:r>
     </w:p>
     <w:p>
@@ -1011,6 +1064,16 @@
           <w:sz w:val="19"/>
         </w:rPr>
         <w:t>接收方校验：① appId 合法 ② 时间戳在 ±5 分钟内 ③ 签名一致。</w:t>
+      </w:r>
+    </w:p>
+    <w:p>
+      <w:r>
+        <w:rPr>
+          <w:rFonts w:ascii="Microsoft YaHei" w:hAnsi="Microsoft YaHei" w:eastAsia="Microsoft YaHei"/>
+          <w:b w:val="0"/>
+          <w:sz w:val="21"/>
+        </w:rPr>
+        <w:t>重试规则：nonce 为一次性（接收方留存去重），任何重发（含超时重试）必须重新生成 timestamp、nonce 并重新签名，不得原样重发，否则接收方返回 40006。业务不受重复影响由 2.5 幂等约定保证。另请双方保证服务器 NTP 校时，避免时间戳超出 ±5 分钟窗口。</w:t>
       </w:r>
     </w:p>
     <w:p>
@@ -1662,6 +1725,38 @@
                 <w:sz w:val="18"/>
               </w:rPr>
               <w:t>服务内部错误</w:t>
+            </w:r>
+          </w:p>
+        </w:tc>
+      </w:tr>
+      <w:tr>
+        <w:tc>
+          <w:tcPr>
+            <w:tcW w:type="dxa" w:w="4320"/>
+          </w:tcPr>
+          <w:p>
+            <w:r>
+              <w:rPr>
+                <w:rFonts w:ascii="Microsoft YaHei" w:hAnsi="Microsoft YaHei" w:eastAsia="Microsoft YaHei"/>
+                <w:b w:val="0"/>
+                <w:sz w:val="21"/>
+              </w:rPr>
+              <w:t>40006</w:t>
+            </w:r>
+          </w:p>
+        </w:tc>
+        <w:tc>
+          <w:tcPr>
+            <w:tcW w:type="dxa" w:w="4320"/>
+          </w:tcPr>
+          <w:p>
+            <w:r>
+              <w:rPr>
+                <w:rFonts w:ascii="Microsoft YaHei" w:hAnsi="Microsoft YaHei" w:eastAsia="Microsoft YaHei"/>
+                <w:b w:val="0"/>
+                <w:sz w:val="21"/>
+              </w:rPr>
+              <w:t>nonce 重复（疑似重放；重发未重新生成 nonce 也会触发）</w:t>
             </w:r>
           </w:p>
         </w:tc>
@@ -1956,7 +2051,7 @@
                 <w:b w:val="0"/>
                 <w:sz w:val="18"/>
               </w:rPr>
-              <w:t>POST  https://{mediscribe_host}/api/his/v1/encounter/admit</w:t>
+              <w:t>POST  https://{mediscribe_host}/api/v1/his/encounter/admit</w:t>
             </w:r>
           </w:p>
         </w:tc>
@@ -3343,7 +3438,787 @@
           </w:p>
         </w:tc>
       </w:tr>
+      <w:tr>
+        <w:tc>
+          <w:tcPr>
+            <w:tcW w:type="dxa" w:w="1728"/>
+          </w:tcPr>
+          <w:p>
+            <w:r>
+              <w:rPr>
+                <w:rFonts w:ascii="Microsoft YaHei" w:hAnsi="Microsoft YaHei" w:eastAsia="Microsoft YaHei"/>
+                <w:b w:val="0"/>
+                <w:sz w:val="21"/>
+              </w:rPr>
+              <w:t>vitals.temperature</w:t>
+            </w:r>
+          </w:p>
+        </w:tc>
+        <w:tc>
+          <w:tcPr>
+            <w:tcW w:type="dxa" w:w="1728"/>
+          </w:tcPr>
+          <w:p>
+            <w:r>
+              <w:rPr>
+                <w:rFonts w:ascii="Microsoft YaHei" w:hAnsi="Microsoft YaHei" w:eastAsia="Microsoft YaHei"/>
+                <w:b w:val="0"/>
+                <w:sz w:val="21"/>
+              </w:rPr>
+              <w:t>string</w:t>
+            </w:r>
+          </w:p>
+        </w:tc>
+        <w:tc>
+          <w:tcPr>
+            <w:tcW w:type="dxa" w:w="1728"/>
+          </w:tcPr>
+          <w:p>
+            <w:r>
+              <w:rPr>
+                <w:rFonts w:ascii="Microsoft YaHei" w:hAnsi="Microsoft YaHei" w:eastAsia="Microsoft YaHei"/>
+                <w:b w:val="0"/>
+                <w:sz w:val="21"/>
+              </w:rPr>
+              <w:t>否</w:t>
+            </w:r>
+          </w:p>
+        </w:tc>
+        <w:tc>
+          <w:tcPr>
+            <w:tcW w:type="dxa" w:w="1728"/>
+          </w:tcPr>
+          <w:p>
+            <w:r>
+              <w:rPr>
+                <w:rFonts w:ascii="Microsoft YaHei" w:hAnsi="Microsoft YaHei" w:eastAsia="Microsoft YaHei"/>
+                <w:b w:val="0"/>
+                <w:sz w:val="21"/>
+              </w:rPr>
+              <w:t>体温 ℃（接诊/分诊已录的实测值，下同）</w:t>
+            </w:r>
+          </w:p>
+        </w:tc>
+        <w:tc>
+          <w:tcPr>
+            <w:tcW w:type="dxa" w:w="1728"/>
+          </w:tcPr>
+          <w:p>
+            <w:r>
+              <w:rPr>
+                <w:rFonts w:ascii="Microsoft YaHei" w:hAnsi="Microsoft YaHei" w:eastAsia="Microsoft YaHei"/>
+                <w:b w:val="0"/>
+                <w:sz w:val="21"/>
+              </w:rPr>
+              <w:t>TW</w:t>
+            </w:r>
+          </w:p>
+        </w:tc>
+      </w:tr>
+      <w:tr>
+        <w:tc>
+          <w:tcPr>
+            <w:tcW w:type="dxa" w:w="1728"/>
+          </w:tcPr>
+          <w:p>
+            <w:r>
+              <w:rPr>
+                <w:rFonts w:ascii="Microsoft YaHei" w:hAnsi="Microsoft YaHei" w:eastAsia="Microsoft YaHei"/>
+                <w:b w:val="0"/>
+                <w:sz w:val="21"/>
+              </w:rPr>
+              <w:t>vitals.pulse</w:t>
+            </w:r>
+          </w:p>
+        </w:tc>
+        <w:tc>
+          <w:tcPr>
+            <w:tcW w:type="dxa" w:w="1728"/>
+          </w:tcPr>
+          <w:p>
+            <w:r>
+              <w:rPr>
+                <w:rFonts w:ascii="Microsoft YaHei" w:hAnsi="Microsoft YaHei" w:eastAsia="Microsoft YaHei"/>
+                <w:b w:val="0"/>
+                <w:sz w:val="21"/>
+              </w:rPr>
+              <w:t>string</w:t>
+            </w:r>
+          </w:p>
+        </w:tc>
+        <w:tc>
+          <w:tcPr>
+            <w:tcW w:type="dxa" w:w="1728"/>
+          </w:tcPr>
+          <w:p>
+            <w:r>
+              <w:rPr>
+                <w:rFonts w:ascii="Microsoft YaHei" w:hAnsi="Microsoft YaHei" w:eastAsia="Microsoft YaHei"/>
+                <w:b w:val="0"/>
+                <w:sz w:val="21"/>
+              </w:rPr>
+              <w:t>否</w:t>
+            </w:r>
+          </w:p>
+        </w:tc>
+        <w:tc>
+          <w:tcPr>
+            <w:tcW w:type="dxa" w:w="1728"/>
+          </w:tcPr>
+          <w:p>
+            <w:r>
+              <w:rPr>
+                <w:rFonts w:ascii="Microsoft YaHei" w:hAnsi="Microsoft YaHei" w:eastAsia="Microsoft YaHei"/>
+                <w:b w:val="0"/>
+                <w:sz w:val="21"/>
+              </w:rPr>
+              <w:t>脉搏 次/分</w:t>
+            </w:r>
+          </w:p>
+        </w:tc>
+        <w:tc>
+          <w:tcPr>
+            <w:tcW w:type="dxa" w:w="1728"/>
+          </w:tcPr>
+          <w:p>
+            <w:r>
+              <w:rPr>
+                <w:rFonts w:ascii="Microsoft YaHei" w:hAnsi="Microsoft YaHei" w:eastAsia="Microsoft YaHei"/>
+                <w:b w:val="0"/>
+                <w:sz w:val="21"/>
+              </w:rPr>
+              <w:t>XL</w:t>
+            </w:r>
+          </w:p>
+        </w:tc>
+      </w:tr>
+      <w:tr>
+        <w:tc>
+          <w:tcPr>
+            <w:tcW w:type="dxa" w:w="1728"/>
+          </w:tcPr>
+          <w:p>
+            <w:r>
+              <w:rPr>
+                <w:rFonts w:ascii="Microsoft YaHei" w:hAnsi="Microsoft YaHei" w:eastAsia="Microsoft YaHei"/>
+                <w:b w:val="0"/>
+                <w:sz w:val="21"/>
+              </w:rPr>
+              <w:t>vitals.respiration</w:t>
+            </w:r>
+          </w:p>
+        </w:tc>
+        <w:tc>
+          <w:tcPr>
+            <w:tcW w:type="dxa" w:w="1728"/>
+          </w:tcPr>
+          <w:p>
+            <w:r>
+              <w:rPr>
+                <w:rFonts w:ascii="Microsoft YaHei" w:hAnsi="Microsoft YaHei" w:eastAsia="Microsoft YaHei"/>
+                <w:b w:val="0"/>
+                <w:sz w:val="21"/>
+              </w:rPr>
+              <w:t>string</w:t>
+            </w:r>
+          </w:p>
+        </w:tc>
+        <w:tc>
+          <w:tcPr>
+            <w:tcW w:type="dxa" w:w="1728"/>
+          </w:tcPr>
+          <w:p>
+            <w:r>
+              <w:rPr>
+                <w:rFonts w:ascii="Microsoft YaHei" w:hAnsi="Microsoft YaHei" w:eastAsia="Microsoft YaHei"/>
+                <w:b w:val="0"/>
+                <w:sz w:val="21"/>
+              </w:rPr>
+              <w:t>否</w:t>
+            </w:r>
+          </w:p>
+        </w:tc>
+        <w:tc>
+          <w:tcPr>
+            <w:tcW w:type="dxa" w:w="1728"/>
+          </w:tcPr>
+          <w:p>
+            <w:r>
+              <w:rPr>
+                <w:rFonts w:ascii="Microsoft YaHei" w:hAnsi="Microsoft YaHei" w:eastAsia="Microsoft YaHei"/>
+                <w:b w:val="0"/>
+                <w:sz w:val="21"/>
+              </w:rPr>
+              <w:t>呼吸 次/分</w:t>
+            </w:r>
+          </w:p>
+        </w:tc>
+        <w:tc>
+          <w:tcPr>
+            <w:tcW w:type="dxa" w:w="1728"/>
+          </w:tcPr>
+          <w:p>
+            <w:r>
+              <w:rPr>
+                <w:rFonts w:ascii="Microsoft YaHei" w:hAnsi="Microsoft YaHei" w:eastAsia="Microsoft YaHei"/>
+                <w:b w:val="0"/>
+                <w:sz w:val="21"/>
+              </w:rPr>
+              <w:t>HXPL</w:t>
+            </w:r>
+          </w:p>
+        </w:tc>
+      </w:tr>
+      <w:tr>
+        <w:tc>
+          <w:tcPr>
+            <w:tcW w:type="dxa" w:w="1728"/>
+          </w:tcPr>
+          <w:p>
+            <w:r>
+              <w:rPr>
+                <w:rFonts w:ascii="Microsoft YaHei" w:hAnsi="Microsoft YaHei" w:eastAsia="Microsoft YaHei"/>
+                <w:b w:val="0"/>
+                <w:sz w:val="21"/>
+              </w:rPr>
+              <w:t>vitals.bp_systolic</w:t>
+            </w:r>
+          </w:p>
+        </w:tc>
+        <w:tc>
+          <w:tcPr>
+            <w:tcW w:type="dxa" w:w="1728"/>
+          </w:tcPr>
+          <w:p>
+            <w:r>
+              <w:rPr>
+                <w:rFonts w:ascii="Microsoft YaHei" w:hAnsi="Microsoft YaHei" w:eastAsia="Microsoft YaHei"/>
+                <w:b w:val="0"/>
+                <w:sz w:val="21"/>
+              </w:rPr>
+              <w:t>string</w:t>
+            </w:r>
+          </w:p>
+        </w:tc>
+        <w:tc>
+          <w:tcPr>
+            <w:tcW w:type="dxa" w:w="1728"/>
+          </w:tcPr>
+          <w:p>
+            <w:r>
+              <w:rPr>
+                <w:rFonts w:ascii="Microsoft YaHei" w:hAnsi="Microsoft YaHei" w:eastAsia="Microsoft YaHei"/>
+                <w:b w:val="0"/>
+                <w:sz w:val="21"/>
+              </w:rPr>
+              <w:t>否</w:t>
+            </w:r>
+          </w:p>
+        </w:tc>
+        <w:tc>
+          <w:tcPr>
+            <w:tcW w:type="dxa" w:w="1728"/>
+          </w:tcPr>
+          <w:p>
+            <w:r>
+              <w:rPr>
+                <w:rFonts w:ascii="Microsoft YaHei" w:hAnsi="Microsoft YaHei" w:eastAsia="Microsoft YaHei"/>
+                <w:b w:val="0"/>
+                <w:sz w:val="21"/>
+              </w:rPr>
+              <w:t>收缩压 mmHg</w:t>
+            </w:r>
+          </w:p>
+        </w:tc>
+        <w:tc>
+          <w:tcPr>
+            <w:tcW w:type="dxa" w:w="1728"/>
+          </w:tcPr>
+          <w:p>
+            <w:r>
+              <w:rPr>
+                <w:rFonts w:ascii="Microsoft YaHei" w:hAnsi="Microsoft YaHei" w:eastAsia="Microsoft YaHei"/>
+                <w:b w:val="0"/>
+                <w:sz w:val="21"/>
+              </w:rPr>
+              <w:t>SSY</w:t>
+            </w:r>
+          </w:p>
+        </w:tc>
+      </w:tr>
+      <w:tr>
+        <w:tc>
+          <w:tcPr>
+            <w:tcW w:type="dxa" w:w="1728"/>
+          </w:tcPr>
+          <w:p>
+            <w:r>
+              <w:rPr>
+                <w:rFonts w:ascii="Microsoft YaHei" w:hAnsi="Microsoft YaHei" w:eastAsia="Microsoft YaHei"/>
+                <w:b w:val="0"/>
+                <w:sz w:val="21"/>
+              </w:rPr>
+              <w:t>vitals.bp_diastolic</w:t>
+            </w:r>
+          </w:p>
+        </w:tc>
+        <w:tc>
+          <w:tcPr>
+            <w:tcW w:type="dxa" w:w="1728"/>
+          </w:tcPr>
+          <w:p>
+            <w:r>
+              <w:rPr>
+                <w:rFonts w:ascii="Microsoft YaHei" w:hAnsi="Microsoft YaHei" w:eastAsia="Microsoft YaHei"/>
+                <w:b w:val="0"/>
+                <w:sz w:val="21"/>
+              </w:rPr>
+              <w:t>string</w:t>
+            </w:r>
+          </w:p>
+        </w:tc>
+        <w:tc>
+          <w:tcPr>
+            <w:tcW w:type="dxa" w:w="1728"/>
+          </w:tcPr>
+          <w:p>
+            <w:r>
+              <w:rPr>
+                <w:rFonts w:ascii="Microsoft YaHei" w:hAnsi="Microsoft YaHei" w:eastAsia="Microsoft YaHei"/>
+                <w:b w:val="0"/>
+                <w:sz w:val="21"/>
+              </w:rPr>
+              <w:t>否</w:t>
+            </w:r>
+          </w:p>
+        </w:tc>
+        <w:tc>
+          <w:tcPr>
+            <w:tcW w:type="dxa" w:w="1728"/>
+          </w:tcPr>
+          <w:p>
+            <w:r>
+              <w:rPr>
+                <w:rFonts w:ascii="Microsoft YaHei" w:hAnsi="Microsoft YaHei" w:eastAsia="Microsoft YaHei"/>
+                <w:b w:val="0"/>
+                <w:sz w:val="21"/>
+              </w:rPr>
+              <w:t>舒张压 mmHg</w:t>
+            </w:r>
+          </w:p>
+        </w:tc>
+        <w:tc>
+          <w:tcPr>
+            <w:tcW w:type="dxa" w:w="1728"/>
+          </w:tcPr>
+          <w:p>
+            <w:r>
+              <w:rPr>
+                <w:rFonts w:ascii="Microsoft YaHei" w:hAnsi="Microsoft YaHei" w:eastAsia="Microsoft YaHei"/>
+                <w:b w:val="0"/>
+                <w:sz w:val="21"/>
+              </w:rPr>
+              <w:t>SZY</w:t>
+            </w:r>
+          </w:p>
+        </w:tc>
+      </w:tr>
+      <w:tr>
+        <w:tc>
+          <w:tcPr>
+            <w:tcW w:type="dxa" w:w="1728"/>
+          </w:tcPr>
+          <w:p>
+            <w:r>
+              <w:rPr>
+                <w:rFonts w:ascii="Microsoft YaHei" w:hAnsi="Microsoft YaHei" w:eastAsia="Microsoft YaHei"/>
+                <w:b w:val="0"/>
+                <w:sz w:val="21"/>
+              </w:rPr>
+              <w:t>vitals.spo2</w:t>
+            </w:r>
+          </w:p>
+        </w:tc>
+        <w:tc>
+          <w:tcPr>
+            <w:tcW w:type="dxa" w:w="1728"/>
+          </w:tcPr>
+          <w:p>
+            <w:r>
+              <w:rPr>
+                <w:rFonts w:ascii="Microsoft YaHei" w:hAnsi="Microsoft YaHei" w:eastAsia="Microsoft YaHei"/>
+                <w:b w:val="0"/>
+                <w:sz w:val="21"/>
+              </w:rPr>
+              <w:t>string</w:t>
+            </w:r>
+          </w:p>
+        </w:tc>
+        <w:tc>
+          <w:tcPr>
+            <w:tcW w:type="dxa" w:w="1728"/>
+          </w:tcPr>
+          <w:p>
+            <w:r>
+              <w:rPr>
+                <w:rFonts w:ascii="Microsoft YaHei" w:hAnsi="Microsoft YaHei" w:eastAsia="Microsoft YaHei"/>
+                <w:b w:val="0"/>
+                <w:sz w:val="21"/>
+              </w:rPr>
+              <w:t>否</w:t>
+            </w:r>
+          </w:p>
+        </w:tc>
+        <w:tc>
+          <w:tcPr>
+            <w:tcW w:type="dxa" w:w="1728"/>
+          </w:tcPr>
+          <w:p>
+            <w:r>
+              <w:rPr>
+                <w:rFonts w:ascii="Microsoft YaHei" w:hAnsi="Microsoft YaHei" w:eastAsia="Microsoft YaHei"/>
+                <w:b w:val="0"/>
+                <w:sz w:val="21"/>
+              </w:rPr>
+              <w:t>血氧饱和度 %</w:t>
+            </w:r>
+          </w:p>
+        </w:tc>
+        <w:tc>
+          <w:tcPr>
+            <w:tcW w:type="dxa" w:w="1728"/>
+          </w:tcPr>
+          <w:p>
+            <w:r>
+              <w:rPr>
+                <w:rFonts w:ascii="Microsoft YaHei" w:hAnsi="Microsoft YaHei" w:eastAsia="Microsoft YaHei"/>
+                <w:b w:val="0"/>
+                <w:sz w:val="21"/>
+              </w:rPr>
+              <w:t>XY</w:t>
+            </w:r>
+          </w:p>
+        </w:tc>
+      </w:tr>
+      <w:tr>
+        <w:tc>
+          <w:tcPr>
+            <w:tcW w:type="dxa" w:w="1728"/>
+          </w:tcPr>
+          <w:p>
+            <w:r>
+              <w:rPr>
+                <w:rFonts w:ascii="Microsoft YaHei" w:hAnsi="Microsoft YaHei" w:eastAsia="Microsoft YaHei"/>
+                <w:b w:val="0"/>
+                <w:sz w:val="21"/>
+              </w:rPr>
+              <w:t>vitals.height</w:t>
+            </w:r>
+          </w:p>
+        </w:tc>
+        <w:tc>
+          <w:tcPr>
+            <w:tcW w:type="dxa" w:w="1728"/>
+          </w:tcPr>
+          <w:p>
+            <w:r>
+              <w:rPr>
+                <w:rFonts w:ascii="Microsoft YaHei" w:hAnsi="Microsoft YaHei" w:eastAsia="Microsoft YaHei"/>
+                <w:b w:val="0"/>
+                <w:sz w:val="21"/>
+              </w:rPr>
+              <w:t>string</w:t>
+            </w:r>
+          </w:p>
+        </w:tc>
+        <w:tc>
+          <w:tcPr>
+            <w:tcW w:type="dxa" w:w="1728"/>
+          </w:tcPr>
+          <w:p>
+            <w:r>
+              <w:rPr>
+                <w:rFonts w:ascii="Microsoft YaHei" w:hAnsi="Microsoft YaHei" w:eastAsia="Microsoft YaHei"/>
+                <w:b w:val="0"/>
+                <w:sz w:val="21"/>
+              </w:rPr>
+              <w:t>否</w:t>
+            </w:r>
+          </w:p>
+        </w:tc>
+        <w:tc>
+          <w:tcPr>
+            <w:tcW w:type="dxa" w:w="1728"/>
+          </w:tcPr>
+          <w:p>
+            <w:r>
+              <w:rPr>
+                <w:rFonts w:ascii="Microsoft YaHei" w:hAnsi="Microsoft YaHei" w:eastAsia="Microsoft YaHei"/>
+                <w:b w:val="0"/>
+                <w:sz w:val="21"/>
+              </w:rPr>
+              <w:t>身高 cm</w:t>
+            </w:r>
+          </w:p>
+        </w:tc>
+        <w:tc>
+          <w:tcPr>
+            <w:tcW w:type="dxa" w:w="1728"/>
+          </w:tcPr>
+          <w:p>
+            <w:r>
+              <w:rPr>
+                <w:rFonts w:ascii="Microsoft YaHei" w:hAnsi="Microsoft YaHei" w:eastAsia="Microsoft YaHei"/>
+                <w:b w:val="0"/>
+                <w:sz w:val="21"/>
+              </w:rPr>
+              <w:t>SG</w:t>
+            </w:r>
+          </w:p>
+        </w:tc>
+      </w:tr>
+      <w:tr>
+        <w:tc>
+          <w:tcPr>
+            <w:tcW w:type="dxa" w:w="1728"/>
+          </w:tcPr>
+          <w:p>
+            <w:r>
+              <w:rPr>
+                <w:rFonts w:ascii="Microsoft YaHei" w:hAnsi="Microsoft YaHei" w:eastAsia="Microsoft YaHei"/>
+                <w:b w:val="0"/>
+                <w:sz w:val="21"/>
+              </w:rPr>
+              <w:t>vitals.weight</w:t>
+            </w:r>
+          </w:p>
+        </w:tc>
+        <w:tc>
+          <w:tcPr>
+            <w:tcW w:type="dxa" w:w="1728"/>
+          </w:tcPr>
+          <w:p>
+            <w:r>
+              <w:rPr>
+                <w:rFonts w:ascii="Microsoft YaHei" w:hAnsi="Microsoft YaHei" w:eastAsia="Microsoft YaHei"/>
+                <w:b w:val="0"/>
+                <w:sz w:val="21"/>
+              </w:rPr>
+              <w:t>string</w:t>
+            </w:r>
+          </w:p>
+        </w:tc>
+        <w:tc>
+          <w:tcPr>
+            <w:tcW w:type="dxa" w:w="1728"/>
+          </w:tcPr>
+          <w:p>
+            <w:r>
+              <w:rPr>
+                <w:rFonts w:ascii="Microsoft YaHei" w:hAnsi="Microsoft YaHei" w:eastAsia="Microsoft YaHei"/>
+                <w:b w:val="0"/>
+                <w:sz w:val="21"/>
+              </w:rPr>
+              <w:t>否</w:t>
+            </w:r>
+          </w:p>
+        </w:tc>
+        <w:tc>
+          <w:tcPr>
+            <w:tcW w:type="dxa" w:w="1728"/>
+          </w:tcPr>
+          <w:p>
+            <w:r>
+              <w:rPr>
+                <w:rFonts w:ascii="Microsoft YaHei" w:hAnsi="Microsoft YaHei" w:eastAsia="Microsoft YaHei"/>
+                <w:b w:val="0"/>
+                <w:sz w:val="21"/>
+              </w:rPr>
+              <w:t>体重 kg</w:t>
+            </w:r>
+          </w:p>
+        </w:tc>
+        <w:tc>
+          <w:tcPr>
+            <w:tcW w:type="dxa" w:w="1728"/>
+          </w:tcPr>
+          <w:p>
+            <w:r>
+              <w:rPr>
+                <w:rFonts w:ascii="Microsoft YaHei" w:hAnsi="Microsoft YaHei" w:eastAsia="Microsoft YaHei"/>
+                <w:b w:val="0"/>
+                <w:sz w:val="21"/>
+              </w:rPr>
+              <w:t>ZT</w:t>
+            </w:r>
+          </w:p>
+        </w:tc>
+      </w:tr>
+      <w:tr>
+        <w:tc>
+          <w:tcPr>
+            <w:tcW w:type="dxa" w:w="1728"/>
+          </w:tcPr>
+          <w:p>
+            <w:r>
+              <w:rPr>
+                <w:rFonts w:ascii="Microsoft YaHei" w:hAnsi="Microsoft YaHei" w:eastAsia="Microsoft YaHei"/>
+                <w:b w:val="0"/>
+                <w:sz w:val="21"/>
+              </w:rPr>
+              <w:t>allergy_history</w:t>
+            </w:r>
+          </w:p>
+        </w:tc>
+        <w:tc>
+          <w:tcPr>
+            <w:tcW w:type="dxa" w:w="1728"/>
+          </w:tcPr>
+          <w:p>
+            <w:r>
+              <w:rPr>
+                <w:rFonts w:ascii="Microsoft YaHei" w:hAnsi="Microsoft YaHei" w:eastAsia="Microsoft YaHei"/>
+                <w:b w:val="0"/>
+                <w:sz w:val="21"/>
+              </w:rPr>
+              <w:t>string</w:t>
+            </w:r>
+          </w:p>
+        </w:tc>
+        <w:tc>
+          <w:tcPr>
+            <w:tcW w:type="dxa" w:w="1728"/>
+          </w:tcPr>
+          <w:p>
+            <w:r>
+              <w:rPr>
+                <w:rFonts w:ascii="Microsoft YaHei" w:hAnsi="Microsoft YaHei" w:eastAsia="Microsoft YaHei"/>
+                <w:b w:val="0"/>
+                <w:sz w:val="21"/>
+              </w:rPr>
+              <w:t>否</w:t>
+            </w:r>
+          </w:p>
+        </w:tc>
+        <w:tc>
+          <w:tcPr>
+            <w:tcW w:type="dxa" w:w="1728"/>
+          </w:tcPr>
+          <w:p>
+            <w:r>
+              <w:rPr>
+                <w:rFonts w:ascii="Microsoft YaHei" w:hAnsi="Microsoft YaHei" w:eastAsia="Microsoft YaHei"/>
+                <w:b w:val="0"/>
+                <w:sz w:val="21"/>
+              </w:rPr>
+              <w:t>过敏史（居民健康档案有则推）</w:t>
+            </w:r>
+          </w:p>
+        </w:tc>
+        <w:tc>
+          <w:tcPr>
+            <w:tcW w:type="dxa" w:w="1728"/>
+          </w:tcPr>
+          <w:p>
+            <w:r>
+              <w:rPr>
+                <w:rFonts w:ascii="Microsoft YaHei" w:hAnsi="Microsoft YaHei" w:eastAsia="Microsoft YaHei"/>
+                <w:b w:val="0"/>
+                <w:sz w:val="21"/>
+              </w:rPr>
+              <w:t>GMSMS</w:t>
+            </w:r>
+          </w:p>
+        </w:tc>
+      </w:tr>
+      <w:tr>
+        <w:tc>
+          <w:tcPr>
+            <w:tcW w:type="dxa" w:w="1728"/>
+          </w:tcPr>
+          <w:p>
+            <w:r>
+              <w:rPr>
+                <w:rFonts w:ascii="Microsoft YaHei" w:hAnsi="Microsoft YaHei" w:eastAsia="Microsoft YaHei"/>
+                <w:b w:val="0"/>
+                <w:sz w:val="21"/>
+              </w:rPr>
+              <w:t>past_history</w:t>
+            </w:r>
+          </w:p>
+        </w:tc>
+        <w:tc>
+          <w:tcPr>
+            <w:tcW w:type="dxa" w:w="1728"/>
+          </w:tcPr>
+          <w:p>
+            <w:r>
+              <w:rPr>
+                <w:rFonts w:ascii="Microsoft YaHei" w:hAnsi="Microsoft YaHei" w:eastAsia="Microsoft YaHei"/>
+                <w:b w:val="0"/>
+                <w:sz w:val="21"/>
+              </w:rPr>
+              <w:t>string</w:t>
+            </w:r>
+          </w:p>
+        </w:tc>
+        <w:tc>
+          <w:tcPr>
+            <w:tcW w:type="dxa" w:w="1728"/>
+          </w:tcPr>
+          <w:p>
+            <w:r>
+              <w:rPr>
+                <w:rFonts w:ascii="Microsoft YaHei" w:hAnsi="Microsoft YaHei" w:eastAsia="Microsoft YaHei"/>
+                <w:b w:val="0"/>
+                <w:sz w:val="21"/>
+              </w:rPr>
+              <w:t>否</w:t>
+            </w:r>
+          </w:p>
+        </w:tc>
+        <w:tc>
+          <w:tcPr>
+            <w:tcW w:type="dxa" w:w="1728"/>
+          </w:tcPr>
+          <w:p>
+            <w:r>
+              <w:rPr>
+                <w:rFonts w:ascii="Microsoft YaHei" w:hAnsi="Microsoft YaHei" w:eastAsia="Microsoft YaHei"/>
+                <w:b w:val="0"/>
+                <w:sz w:val="21"/>
+              </w:rPr>
+              <w:t>既往史/慢病情况（健康档案有则推）</w:t>
+            </w:r>
+          </w:p>
+        </w:tc>
+        <w:tc>
+          <w:tcPr>
+            <w:tcW w:type="dxa" w:w="1728"/>
+          </w:tcPr>
+          <w:p>
+            <w:r>
+              <w:rPr>
+                <w:rFonts w:ascii="Microsoft YaHei" w:hAnsi="Microsoft YaHei" w:eastAsia="Microsoft YaHei"/>
+                <w:b w:val="0"/>
+                <w:sz w:val="21"/>
+              </w:rPr>
+              <w:t>JWS</w:t>
+            </w:r>
+          </w:p>
+        </w:tc>
+      </w:tr>
     </w:tbl>
+    <w:p>
+      <w:r>
+        <w:rPr>
+          <w:rFonts w:ascii="Microsoft YaHei" w:hAnsi="Microsoft YaHei" w:eastAsia="Microsoft YaHei"/>
+          <w:b w:val="0"/>
+          <w:sz w:val="21"/>
+        </w:rPr>
+        <w:t>体征与档案字段（上表 vitals.* 与 allergy_history、past_history，均选填）：贵方接诊界面或居民健康档案中已有的数据，能给尽给。这些值将作为真实测量值预填医生工作台（我方 AI 不编造任何数值），由医生核对确认后随病历回写；某项没有则不传，完全不影响流程。字段命名与 3.2 回写的 vitals.* 保持一致，后续如需增项按 2.5 向后兼容规则扩展。</w:t>
+      </w:r>
+    </w:p>
     <w:p>
       <w:r>
         <w:rPr>
@@ -8355,6 +9230,27 @@
           <w:rFonts w:ascii="Microsoft YaHei" w:hAnsi="Microsoft YaHei" w:eastAsia="Microsoft YaHei"/>
           <w:b/>
           <w:color w:val="1F4E79"/>
+          <w:sz w:val="25"/>
+        </w:rPr>
+        <w:t>5.3 方案 B（WebSocket）下的网络简化</w:t>
+      </w:r>
+    </w:p>
+    <w:p>
+      <w:r>
+        <w:rPr>
+          <w:rFonts w:ascii="Microsoft YaHei" w:hAnsi="Microsoft YaHei" w:eastAsia="Microsoft YaHei"/>
+          <w:b w:val="0"/>
+          <w:sz w:val="21"/>
+        </w:rPr>
+        <w:t>若采用 WebSocket 通道，5.1 与 5.2 的网络要求整体简化：仅需贵方 HIS 侧程序能主动出网访问 wss://mediscribe.cn（443 端口出向连接），贵方无需对外开放任何接口、无需提供公网回写地址；我方亦无需在内网中转回写（极薄 Agent 仅保留「拉起嵌入工作台」职责，不再承担内网转发）。</w:t>
+      </w:r>
+    </w:p>
+    <w:p>
+      <w:r>
+        <w:rPr>
+          <w:rFonts w:ascii="Microsoft YaHei" w:hAnsi="Microsoft YaHei" w:eastAsia="Microsoft YaHei"/>
+          <w:b/>
+          <w:color w:val="1F4E79"/>
           <w:sz w:val="30"/>
         </w:rPr>
         <w:t>6. 联调与验收</w:t>
@@ -8370,7 +9266,7 @@
           <w:b w:val="0"/>
           <w:sz w:val="21"/>
         </w:rPr>
-        <w:t>1. 凭证交换：双方分配 appId/appSecret，约定签名算法（HMAC-SHA256 或 SM3）。</w:t>
+        <w:t>1. 凭证交换：按所选通道分配 appId/appSecret（方案 A 双向各一套；方案 B 仅我方分配一套），签名统一 HMAC-SHA256。</w:t>
       </w:r>
     </w:p>
     <w:p>
@@ -8445,6 +9341,861 @@
           <w:color w:val="1F4E79"/>
           <w:sz w:val="30"/>
         </w:rPr>
+        <w:t>7. WebSocket 长连接通道（方案 B）</w:t>
+      </w:r>
+    </w:p>
+    <w:p>
+      <w:r>
+        <w:rPr>
+          <w:rFonts w:ascii="Microsoft YaHei" w:hAnsi="Microsoft YaHei" w:eastAsia="Microsoft YaHei"/>
+          <w:b/>
+          <w:color w:val="1F4E79"/>
+          <w:sz w:val="25"/>
+        </w:rPr>
+        <w:t>7.1 总体说明</w:t>
+      </w:r>
+    </w:p>
+    <w:p>
+      <w:r>
+        <w:rPr>
+          <w:rFonts w:ascii="Microsoft YaHei" w:hAnsi="Microsoft YaHei" w:eastAsia="Microsoft YaHei"/>
+          <w:b w:val="0"/>
+          <w:sz w:val="21"/>
+        </w:rPr>
+        <w:t>由贵方 HIS 侧程序（院内）主动向我方建立一条加密长连接（wss）：接诊推送沿此连接上行，病历回写与刷新沿同一连接下行。业务字段、必填性、幂等与错误码约定与第 2、3 章完全一致，仅传输管道不同。贵方无需对外开放任何接口，我方也无需连入院内网。联调确认采用方案 B 后，第 3 章三个接口均改经本通道传输，不再走 HTTP。两方案我方均支持；因方案 B 无需贵方对外开放接口、免去双向凭证分配与内网中转，若贵方技术栈接入 wss 无障碍，建议优先采用方案 B。</w:t>
+      </w:r>
+    </w:p>
+    <w:p>
+      <w:r>
+        <w:rPr>
+          <w:rFonts w:ascii="Microsoft YaHei" w:hAnsi="Microsoft YaHei" w:eastAsia="Microsoft YaHei"/>
+          <w:b/>
+          <w:color w:val="1F4E79"/>
+          <w:sz w:val="25"/>
+        </w:rPr>
+        <w:t>7.2 连接与鉴权</w:t>
+      </w:r>
+    </w:p>
+    <w:p>
+      <w:r>
+        <w:rPr>
+          <w:rFonts w:ascii="Microsoft YaHei" w:hAnsi="Microsoft YaHei" w:eastAsia="Microsoft YaHei"/>
+          <w:b w:val="0"/>
+          <w:sz w:val="21"/>
+        </w:rPr>
+        <w:t>连接地址：wss://mediscribe.cn/api/v1/his/ws。握手时在 URL query 携带 app_id、timestamp、nonce、sign 四个参数，签名算法同 2.2，待签串 = appId + timestamp + nonce + "handshake"。鉴权失败我方拒绝握手（HTTP 401）。连接由贵方发起并长期保持，一家机构一条连接。凭证简化：方案 B 下仅需一套凭证——由我方分配 appId/appSecret 给贵方，握手与其后双向消息签名均使用这一套（连接本身已经该凭证鉴权），贵方无需再为我方分配凭证。</w:t>
+      </w:r>
+    </w:p>
+    <w:p>
+      <w:r>
+        <w:rPr>
+          <w:rFonts w:ascii="Microsoft YaHei" w:hAnsi="Microsoft YaHei" w:eastAsia="Microsoft YaHei"/>
+          <w:b/>
+          <w:color w:val="1F4E79"/>
+          <w:sz w:val="25"/>
+        </w:rPr>
+        <w:t>7.3 消息信封</w:t>
+      </w:r>
+    </w:p>
+    <w:p>
+      <w:r>
+        <w:rPr>
+          <w:rFonts w:ascii="Microsoft YaHei" w:hAnsi="Microsoft YaHei" w:eastAsia="Microsoft YaHei"/>
+          <w:b w:val="0"/>
+          <w:sz w:val="21"/>
+        </w:rPr>
+        <w:t>连接建立后，双向所有消息均为如下 JSON 信封；payload 内的业务字段与第 3 章各接口的请求参数完全一致：</w:t>
+      </w:r>
+    </w:p>
+    <w:tbl>
+      <w:tblPr>
+        <w:tblStyle w:val="TableGrid"/>
+        <w:tblW w:type="auto" w:w="0"/>
+        <w:tblLook w:firstColumn="1" w:firstRow="1" w:lastColumn="0" w:lastRow="0" w:noHBand="0" w:noVBand="1" w:val="04A0"/>
+      </w:tblPr>
+      <w:tblGrid>
+        <w:gridCol w:w="2880"/>
+        <w:gridCol w:w="2880"/>
+        <w:gridCol w:w="2880"/>
+      </w:tblGrid>
+      <w:tr>
+        <w:tc>
+          <w:tcPr>
+            <w:tcW w:type="dxa" w:w="2880"/>
+            <w:shd w:fill="1F4E79"/>
+          </w:tcPr>
+          <w:p>
+            <w:r>
+              <w:rPr>
+                <w:rFonts w:ascii="Microsoft YaHei" w:hAnsi="Microsoft YaHei" w:eastAsia="Microsoft YaHei"/>
+                <w:b/>
+                <w:color w:val="FFFFFF"/>
+                <w:sz w:val="21"/>
+              </w:rPr>
+              <w:t>字段</w:t>
+            </w:r>
+          </w:p>
+        </w:tc>
+        <w:tc>
+          <w:tcPr>
+            <w:tcW w:type="dxa" w:w="2880"/>
+            <w:shd w:fill="1F4E79"/>
+          </w:tcPr>
+          <w:p>
+            <w:r>
+              <w:rPr>
+                <w:rFonts w:ascii="Microsoft YaHei" w:hAnsi="Microsoft YaHei" w:eastAsia="Microsoft YaHei"/>
+                <w:b/>
+                <w:color w:val="FFFFFF"/>
+                <w:sz w:val="21"/>
+              </w:rPr>
+              <w:t>类型</w:t>
+            </w:r>
+          </w:p>
+        </w:tc>
+        <w:tc>
+          <w:tcPr>
+            <w:tcW w:type="dxa" w:w="2880"/>
+            <w:shd w:fill="1F4E79"/>
+          </w:tcPr>
+          <w:p>
+            <w:r>
+              <w:rPr>
+                <w:rFonts w:ascii="Microsoft YaHei" w:hAnsi="Microsoft YaHei" w:eastAsia="Microsoft YaHei"/>
+                <w:b/>
+                <w:color w:val="FFFFFF"/>
+                <w:sz w:val="21"/>
+              </w:rPr>
+              <w:t>说明</w:t>
+            </w:r>
+          </w:p>
+        </w:tc>
+      </w:tr>
+      <w:tr>
+        <w:tc>
+          <w:tcPr>
+            <w:tcW w:type="dxa" w:w="2880"/>
+          </w:tcPr>
+          <w:p>
+            <w:r>
+              <w:rPr>
+                <w:rFonts w:ascii="Microsoft YaHei" w:hAnsi="Microsoft YaHei" w:eastAsia="Microsoft YaHei"/>
+                <w:b w:val="0"/>
+                <w:sz w:val="21"/>
+              </w:rPr>
+              <w:t>type</w:t>
+            </w:r>
+          </w:p>
+        </w:tc>
+        <w:tc>
+          <w:tcPr>
+            <w:tcW w:type="dxa" w:w="2880"/>
+          </w:tcPr>
+          <w:p>
+            <w:r>
+              <w:rPr>
+                <w:rFonts w:ascii="Microsoft YaHei" w:hAnsi="Microsoft YaHei" w:eastAsia="Microsoft YaHei"/>
+                <w:b w:val="0"/>
+                <w:sz w:val="21"/>
+              </w:rPr>
+              <w:t>string</w:t>
+            </w:r>
+          </w:p>
+        </w:tc>
+        <w:tc>
+          <w:tcPr>
+            <w:tcW w:type="dxa" w:w="2880"/>
+          </w:tcPr>
+          <w:p>
+            <w:r>
+              <w:rPr>
+                <w:rFonts w:ascii="Microsoft YaHei" w:hAnsi="Microsoft YaHei" w:eastAsia="Microsoft YaHei"/>
+                <w:b w:val="0"/>
+                <w:sz w:val="21"/>
+              </w:rPr>
+              <w:t>消息类型，见 7.5 对应表</w:t>
+            </w:r>
+          </w:p>
+        </w:tc>
+      </w:tr>
+      <w:tr>
+        <w:tc>
+          <w:tcPr>
+            <w:tcW w:type="dxa" w:w="2880"/>
+          </w:tcPr>
+          <w:p>
+            <w:r>
+              <w:rPr>
+                <w:rFonts w:ascii="Microsoft YaHei" w:hAnsi="Microsoft YaHei" w:eastAsia="Microsoft YaHei"/>
+                <w:b w:val="0"/>
+                <w:sz w:val="21"/>
+              </w:rPr>
+              <w:t>msg_id</w:t>
+            </w:r>
+          </w:p>
+        </w:tc>
+        <w:tc>
+          <w:tcPr>
+            <w:tcW w:type="dxa" w:w="2880"/>
+          </w:tcPr>
+          <w:p>
+            <w:r>
+              <w:rPr>
+                <w:rFonts w:ascii="Microsoft YaHei" w:hAnsi="Microsoft YaHei" w:eastAsia="Microsoft YaHei"/>
+                <w:b w:val="0"/>
+                <w:sz w:val="21"/>
+              </w:rPr>
+              <w:t>string</w:t>
+            </w:r>
+          </w:p>
+        </w:tc>
+        <w:tc>
+          <w:tcPr>
+            <w:tcW w:type="dxa" w:w="2880"/>
+          </w:tcPr>
+          <w:p>
+            <w:r>
+              <w:rPr>
+                <w:rFonts w:ascii="Microsoft YaHei" w:hAnsi="Microsoft YaHei" w:eastAsia="Microsoft YaHei"/>
+                <w:b w:val="0"/>
+                <w:sz w:val="21"/>
+              </w:rPr>
+              <w:t>消息唯一 ID（发送方生成），用于 ack 对应与重发去重</w:t>
+            </w:r>
+          </w:p>
+        </w:tc>
+      </w:tr>
+      <w:tr>
+        <w:tc>
+          <w:tcPr>
+            <w:tcW w:type="dxa" w:w="2880"/>
+          </w:tcPr>
+          <w:p>
+            <w:r>
+              <w:rPr>
+                <w:rFonts w:ascii="Microsoft YaHei" w:hAnsi="Microsoft YaHei" w:eastAsia="Microsoft YaHei"/>
+                <w:b w:val="0"/>
+                <w:sz w:val="21"/>
+              </w:rPr>
+              <w:t>app_id</w:t>
+            </w:r>
+          </w:p>
+        </w:tc>
+        <w:tc>
+          <w:tcPr>
+            <w:tcW w:type="dxa" w:w="2880"/>
+          </w:tcPr>
+          <w:p>
+            <w:r>
+              <w:rPr>
+                <w:rFonts w:ascii="Microsoft YaHei" w:hAnsi="Microsoft YaHei" w:eastAsia="Microsoft YaHei"/>
+                <w:b w:val="0"/>
+                <w:sz w:val="21"/>
+              </w:rPr>
+              <w:t>string</w:t>
+            </w:r>
+          </w:p>
+        </w:tc>
+        <w:tc>
+          <w:tcPr>
+            <w:tcW w:type="dxa" w:w="2880"/>
+          </w:tcPr>
+          <w:p>
+            <w:r>
+              <w:rPr>
+                <w:rFonts w:ascii="Microsoft YaHei" w:hAnsi="Microsoft YaHei" w:eastAsia="Microsoft YaHei"/>
+                <w:b w:val="0"/>
+                <w:sz w:val="21"/>
+              </w:rPr>
+              <w:t>同 2.2 的 X-App-Id</w:t>
+            </w:r>
+          </w:p>
+        </w:tc>
+      </w:tr>
+      <w:tr>
+        <w:tc>
+          <w:tcPr>
+            <w:tcW w:type="dxa" w:w="2880"/>
+          </w:tcPr>
+          <w:p>
+            <w:r>
+              <w:rPr>
+                <w:rFonts w:ascii="Microsoft YaHei" w:hAnsi="Microsoft YaHei" w:eastAsia="Microsoft YaHei"/>
+                <w:b w:val="0"/>
+                <w:sz w:val="21"/>
+              </w:rPr>
+              <w:t>timestamp</w:t>
+            </w:r>
+          </w:p>
+        </w:tc>
+        <w:tc>
+          <w:tcPr>
+            <w:tcW w:type="dxa" w:w="2880"/>
+          </w:tcPr>
+          <w:p>
+            <w:r>
+              <w:rPr>
+                <w:rFonts w:ascii="Microsoft YaHei" w:hAnsi="Microsoft YaHei" w:eastAsia="Microsoft YaHei"/>
+                <w:b w:val="0"/>
+                <w:sz w:val="21"/>
+              </w:rPr>
+              <w:t>string</w:t>
+            </w:r>
+          </w:p>
+        </w:tc>
+        <w:tc>
+          <w:tcPr>
+            <w:tcW w:type="dxa" w:w="2880"/>
+          </w:tcPr>
+          <w:p>
+            <w:r>
+              <w:rPr>
+                <w:rFonts w:ascii="Microsoft YaHei" w:hAnsi="Microsoft YaHei" w:eastAsia="Microsoft YaHei"/>
+                <w:b w:val="0"/>
+                <w:sz w:val="21"/>
+              </w:rPr>
+              <w:t>13 位毫秒时间戳</w:t>
+            </w:r>
+          </w:p>
+        </w:tc>
+      </w:tr>
+      <w:tr>
+        <w:tc>
+          <w:tcPr>
+            <w:tcW w:type="dxa" w:w="2880"/>
+          </w:tcPr>
+          <w:p>
+            <w:r>
+              <w:rPr>
+                <w:rFonts w:ascii="Microsoft YaHei" w:hAnsi="Microsoft YaHei" w:eastAsia="Microsoft YaHei"/>
+                <w:b w:val="0"/>
+                <w:sz w:val="21"/>
+              </w:rPr>
+              <w:t>nonce</w:t>
+            </w:r>
+          </w:p>
+        </w:tc>
+        <w:tc>
+          <w:tcPr>
+            <w:tcW w:type="dxa" w:w="2880"/>
+          </w:tcPr>
+          <w:p>
+            <w:r>
+              <w:rPr>
+                <w:rFonts w:ascii="Microsoft YaHei" w:hAnsi="Microsoft YaHei" w:eastAsia="Microsoft YaHei"/>
+                <w:b w:val="0"/>
+                <w:sz w:val="21"/>
+              </w:rPr>
+              <w:t>string</w:t>
+            </w:r>
+          </w:p>
+        </w:tc>
+        <w:tc>
+          <w:tcPr>
+            <w:tcW w:type="dxa" w:w="2880"/>
+          </w:tcPr>
+          <w:p>
+            <w:r>
+              <w:rPr>
+                <w:rFonts w:ascii="Microsoft YaHei" w:hAnsi="Microsoft YaHei" w:eastAsia="Microsoft YaHei"/>
+                <w:b w:val="0"/>
+                <w:sz w:val="21"/>
+              </w:rPr>
+              <w:t>随机串（防重放）</w:t>
+            </w:r>
+          </w:p>
+        </w:tc>
+      </w:tr>
+      <w:tr>
+        <w:tc>
+          <w:tcPr>
+            <w:tcW w:type="dxa" w:w="2880"/>
+          </w:tcPr>
+          <w:p>
+            <w:r>
+              <w:rPr>
+                <w:rFonts w:ascii="Microsoft YaHei" w:hAnsi="Microsoft YaHei" w:eastAsia="Microsoft YaHei"/>
+                <w:b w:val="0"/>
+                <w:sz w:val="21"/>
+              </w:rPr>
+              <w:t>sign</w:t>
+            </w:r>
+          </w:p>
+        </w:tc>
+        <w:tc>
+          <w:tcPr>
+            <w:tcW w:type="dxa" w:w="2880"/>
+          </w:tcPr>
+          <w:p>
+            <w:r>
+              <w:rPr>
+                <w:rFonts w:ascii="Microsoft YaHei" w:hAnsi="Microsoft YaHei" w:eastAsia="Microsoft YaHei"/>
+                <w:b w:val="0"/>
+                <w:sz w:val="21"/>
+              </w:rPr>
+              <w:t>string</w:t>
+            </w:r>
+          </w:p>
+        </w:tc>
+        <w:tc>
+          <w:tcPr>
+            <w:tcW w:type="dxa" w:w="2880"/>
+          </w:tcPr>
+          <w:p>
+            <w:r>
+              <w:rPr>
+                <w:rFonts w:ascii="Microsoft YaHei" w:hAnsi="Microsoft YaHei" w:eastAsia="Microsoft YaHei"/>
+                <w:b w:val="0"/>
+                <w:sz w:val="21"/>
+              </w:rPr>
+              <w:t>签名，算法同 2.2，其中「请求body原文」= payload 的 JSON 序列化原文</w:t>
+            </w:r>
+          </w:p>
+        </w:tc>
+      </w:tr>
+      <w:tr>
+        <w:tc>
+          <w:tcPr>
+            <w:tcW w:type="dxa" w:w="2880"/>
+          </w:tcPr>
+          <w:p>
+            <w:r>
+              <w:rPr>
+                <w:rFonts w:ascii="Microsoft YaHei" w:hAnsi="Microsoft YaHei" w:eastAsia="Microsoft YaHei"/>
+                <w:b w:val="0"/>
+                <w:sz w:val="21"/>
+              </w:rPr>
+              <w:t>payload</w:t>
+            </w:r>
+          </w:p>
+        </w:tc>
+        <w:tc>
+          <w:tcPr>
+            <w:tcW w:type="dxa" w:w="2880"/>
+          </w:tcPr>
+          <w:p>
+            <w:r>
+              <w:rPr>
+                <w:rFonts w:ascii="Microsoft YaHei" w:hAnsi="Microsoft YaHei" w:eastAsia="Microsoft YaHei"/>
+                <w:b w:val="0"/>
+                <w:sz w:val="21"/>
+              </w:rPr>
+              <w:t>object</w:t>
+            </w:r>
+          </w:p>
+        </w:tc>
+        <w:tc>
+          <w:tcPr>
+            <w:tcW w:type="dxa" w:w="2880"/>
+          </w:tcPr>
+          <w:p>
+            <w:r>
+              <w:rPr>
+                <w:rFonts w:ascii="Microsoft YaHei" w:hAnsi="Microsoft YaHei" w:eastAsia="Microsoft YaHei"/>
+                <w:b w:val="0"/>
+                <w:sz w:val="21"/>
+              </w:rPr>
+              <w:t>业务数据；字段同第 3 章对应接口（ack 时为 2.3 统一响应结构）</w:t>
+            </w:r>
+          </w:p>
+        </w:tc>
+      </w:tr>
+    </w:tbl>
+    <w:p>
+      <w:r>
+        <w:rPr>
+          <w:rFonts w:ascii="Microsoft YaHei" w:hAnsi="Microsoft YaHei" w:eastAsia="Microsoft YaHei"/>
+          <w:b/>
+          <w:color w:val="1F4E79"/>
+          <w:sz w:val="25"/>
+        </w:rPr>
+        <w:t>7.4 应答、心跳与断线重连</w:t>
+      </w:r>
+    </w:p>
+    <w:p>
+      <w:pPr>
+        <w:pStyle w:val="ListBullet"/>
+      </w:pPr>
+      <w:r>
+        <w:rPr>
+          <w:rFonts w:ascii="Microsoft YaHei" w:hAnsi="Microsoft YaHei" w:eastAsia="Microsoft YaHei"/>
+          <w:b w:val="0"/>
+          <w:sz w:val="21"/>
+        </w:rPr>
+        <w:t>应答（ack）：每条业务消息，接收方必须回一条 type=ack 的消息，payload 为 2.3 统一响应结构，并额外携带 ack_msg_id 指向被应答消息的 msg_id。</w:t>
+      </w:r>
+    </w:p>
+    <w:p>
+      <w:pPr>
+        <w:pStyle w:val="ListBullet"/>
+      </w:pPr>
+      <w:r>
+        <w:rPr>
+          <w:rFonts w:ascii="Microsoft YaHei" w:hAnsi="Microsoft YaHei" w:eastAsia="Microsoft YaHei"/>
+          <w:b w:val="0"/>
+          <w:sz w:val="21"/>
+        </w:rPr>
+        <w:t>心跳：任一方每 30 秒发送 type=ping，对方立即回 type=pong；连续 90 秒未收到任何消息即判定连接失效。</w:t>
+      </w:r>
+    </w:p>
+    <w:p>
+      <w:pPr>
+        <w:pStyle w:val="ListBullet"/>
+      </w:pPr>
+      <w:r>
+        <w:rPr>
+          <w:rFonts w:ascii="Microsoft YaHei" w:hAnsi="Microsoft YaHei" w:eastAsia="Microsoft YaHei"/>
+          <w:b w:val="0"/>
+          <w:sz w:val="21"/>
+        </w:rPr>
+        <w:t>重连：连接断开后由贵方自动重连，建议按 1s、2s、4s…指数退避，最大间隔 60 秒。</w:t>
+      </w:r>
+    </w:p>
+    <w:p>
+      <w:pPr>
+        <w:pStyle w:val="ListBullet"/>
+      </w:pPr>
+      <w:r>
+        <w:rPr>
+          <w:rFonts w:ascii="Microsoft YaHei" w:hAnsi="Microsoft YaHei" w:eastAsia="Microsoft YaHei"/>
+          <w:b w:val="0"/>
+          <w:sz w:val="21"/>
+        </w:rPr>
+        <w:t>补发与去重：发送方对未收到 ack 的消息在重连成功后重发；接收方按 msg_id 去重。病历回写另受 2.5 幂等键保护，重复写入无副作用。</w:t>
+      </w:r>
+    </w:p>
+    <w:p>
+      <w:pPr>
+        <w:pStyle w:val="ListBullet"/>
+      </w:pPr>
+      <w:r>
+        <w:rPr>
+          <w:rFonts w:ascii="Microsoft YaHei" w:hAnsi="Microsoft YaHei" w:eastAsia="Microsoft YaHei"/>
+          <w:b w:val="0"/>
+          <w:sz w:val="21"/>
+        </w:rPr>
+        <w:t>ack 超时：连接存活时，发出业务消息后 10 秒未收到 ack 即重发（msg_id 不变），最多 3 次；仍无 ack 视为连接失效，主动断开并重连。</w:t>
+      </w:r>
+    </w:p>
+    <w:p>
+      <w:r>
+        <w:rPr>
+          <w:rFonts w:ascii="Microsoft YaHei" w:hAnsi="Microsoft YaHei" w:eastAsia="Microsoft YaHei"/>
+          <w:b/>
+          <w:color w:val="1F4E79"/>
+          <w:sz w:val="25"/>
+        </w:rPr>
+        <w:t>7.5 消息类型与第 3 章接口对应</w:t>
+      </w:r>
+    </w:p>
+    <w:tbl>
+      <w:tblPr>
+        <w:tblStyle w:val="TableGrid"/>
+        <w:tblW w:type="auto" w:w="0"/>
+        <w:tblLook w:firstColumn="1" w:firstRow="1" w:lastColumn="0" w:lastRow="0" w:noHBand="0" w:noVBand="1" w:val="04A0"/>
+      </w:tblPr>
+      <w:tblGrid>
+        <w:gridCol w:w="2880"/>
+        <w:gridCol w:w="2880"/>
+        <w:gridCol w:w="2880"/>
+      </w:tblGrid>
+      <w:tr>
+        <w:tc>
+          <w:tcPr>
+            <w:tcW w:type="dxa" w:w="2880"/>
+            <w:shd w:fill="1F4E79"/>
+          </w:tcPr>
+          <w:p>
+            <w:r>
+              <w:rPr>
+                <w:rFonts w:ascii="Microsoft YaHei" w:hAnsi="Microsoft YaHei" w:eastAsia="Microsoft YaHei"/>
+                <w:b/>
+                <w:color w:val="FFFFFF"/>
+                <w:sz w:val="21"/>
+              </w:rPr>
+              <w:t>type</w:t>
+            </w:r>
+          </w:p>
+        </w:tc>
+        <w:tc>
+          <w:tcPr>
+            <w:tcW w:type="dxa" w:w="2880"/>
+            <w:shd w:fill="1F4E79"/>
+          </w:tcPr>
+          <w:p>
+            <w:r>
+              <w:rPr>
+                <w:rFonts w:ascii="Microsoft YaHei" w:hAnsi="Microsoft YaHei" w:eastAsia="Microsoft YaHei"/>
+                <w:b/>
+                <w:color w:val="FFFFFF"/>
+                <w:sz w:val="21"/>
+              </w:rPr>
+              <w:t>方向</w:t>
+            </w:r>
+          </w:p>
+        </w:tc>
+        <w:tc>
+          <w:tcPr>
+            <w:tcW w:type="dxa" w:w="2880"/>
+            <w:shd w:fill="1F4E79"/>
+          </w:tcPr>
+          <w:p>
+            <w:r>
+              <w:rPr>
+                <w:rFonts w:ascii="Microsoft YaHei" w:hAnsi="Microsoft YaHei" w:eastAsia="Microsoft YaHei"/>
+                <w:b/>
+                <w:color w:val="FFFFFF"/>
+                <w:sz w:val="21"/>
+              </w:rPr>
+              <w:t>对应接口 / payload 内容</w:t>
+            </w:r>
+          </w:p>
+        </w:tc>
+      </w:tr>
+      <w:tr>
+        <w:tc>
+          <w:tcPr>
+            <w:tcW w:type="dxa" w:w="2880"/>
+          </w:tcPr>
+          <w:p>
+            <w:r>
+              <w:rPr>
+                <w:rFonts w:ascii="Microsoft YaHei" w:hAnsi="Microsoft YaHei" w:eastAsia="Microsoft YaHei"/>
+                <w:b w:val="0"/>
+                <w:sz w:val="21"/>
+              </w:rPr>
+              <w:t>encounter_admit</w:t>
+            </w:r>
+          </w:p>
+        </w:tc>
+        <w:tc>
+          <w:tcPr>
+            <w:tcW w:type="dxa" w:w="2880"/>
+          </w:tcPr>
+          <w:p>
+            <w:r>
+              <w:rPr>
+                <w:rFonts w:ascii="Microsoft YaHei" w:hAnsi="Microsoft YaHei" w:eastAsia="Microsoft YaHei"/>
+                <w:b w:val="0"/>
+                <w:sz w:val="21"/>
+              </w:rPr>
+              <w:t>HIS → 我方</w:t>
+            </w:r>
+          </w:p>
+        </w:tc>
+        <w:tc>
+          <w:tcPr>
+            <w:tcW w:type="dxa" w:w="2880"/>
+          </w:tcPr>
+          <w:p>
+            <w:r>
+              <w:rPr>
+                <w:rFonts w:ascii="Microsoft YaHei" w:hAnsi="Microsoft YaHei" w:eastAsia="Microsoft YaHei"/>
+                <w:b w:val="0"/>
+                <w:sz w:val="21"/>
+              </w:rPr>
+              <w:t>3.1 接诊数据推送的请求参数</w:t>
+            </w:r>
+          </w:p>
+        </w:tc>
+      </w:tr>
+      <w:tr>
+        <w:tc>
+          <w:tcPr>
+            <w:tcW w:type="dxa" w:w="2880"/>
+          </w:tcPr>
+          <w:p>
+            <w:r>
+              <w:rPr>
+                <w:rFonts w:ascii="Microsoft YaHei" w:hAnsi="Microsoft YaHei" w:eastAsia="Microsoft YaHei"/>
+                <w:b w:val="0"/>
+                <w:sz w:val="21"/>
+              </w:rPr>
+              <w:t>record_writeback</w:t>
+            </w:r>
+          </w:p>
+        </w:tc>
+        <w:tc>
+          <w:tcPr>
+            <w:tcW w:type="dxa" w:w="2880"/>
+          </w:tcPr>
+          <w:p>
+            <w:r>
+              <w:rPr>
+                <w:rFonts w:ascii="Microsoft YaHei" w:hAnsi="Microsoft YaHei" w:eastAsia="Microsoft YaHei"/>
+                <w:b w:val="0"/>
+                <w:sz w:val="21"/>
+              </w:rPr>
+              <w:t>我方 → HIS</w:t>
+            </w:r>
+          </w:p>
+        </w:tc>
+        <w:tc>
+          <w:tcPr>
+            <w:tcW w:type="dxa" w:w="2880"/>
+          </w:tcPr>
+          <w:p>
+            <w:r>
+              <w:rPr>
+                <w:rFonts w:ascii="Microsoft YaHei" w:hAnsi="Microsoft YaHei" w:eastAsia="Microsoft YaHei"/>
+                <w:b w:val="0"/>
+                <w:sz w:val="21"/>
+              </w:rPr>
+              <w:t>3.2 病历回写·写入的请求参数</w:t>
+            </w:r>
+          </w:p>
+        </w:tc>
+      </w:tr>
+      <w:tr>
+        <w:tc>
+          <w:tcPr>
+            <w:tcW w:type="dxa" w:w="2880"/>
+          </w:tcPr>
+          <w:p>
+            <w:r>
+              <w:rPr>
+                <w:rFonts w:ascii="Microsoft YaHei" w:hAnsi="Microsoft YaHei" w:eastAsia="Microsoft YaHei"/>
+                <w:b w:val="0"/>
+                <w:sz w:val="21"/>
+              </w:rPr>
+              <w:t>record_refresh</w:t>
+            </w:r>
+          </w:p>
+        </w:tc>
+        <w:tc>
+          <w:tcPr>
+            <w:tcW w:type="dxa" w:w="2880"/>
+          </w:tcPr>
+          <w:p>
+            <w:r>
+              <w:rPr>
+                <w:rFonts w:ascii="Microsoft YaHei" w:hAnsi="Microsoft YaHei" w:eastAsia="Microsoft YaHei"/>
+                <w:b w:val="0"/>
+                <w:sz w:val="21"/>
+              </w:rPr>
+              <w:t>我方 → HIS</w:t>
+            </w:r>
+          </w:p>
+        </w:tc>
+        <w:tc>
+          <w:tcPr>
+            <w:tcW w:type="dxa" w:w="2880"/>
+          </w:tcPr>
+          <w:p>
+            <w:r>
+              <w:rPr>
+                <w:rFonts w:ascii="Microsoft YaHei" w:hAnsi="Microsoft YaHei" w:eastAsia="Microsoft YaHei"/>
+                <w:b w:val="0"/>
+                <w:sz w:val="21"/>
+              </w:rPr>
+              <w:t>3.3 病历回写·触发刷新的请求参数</w:t>
+            </w:r>
+          </w:p>
+        </w:tc>
+      </w:tr>
+      <w:tr>
+        <w:tc>
+          <w:tcPr>
+            <w:tcW w:type="dxa" w:w="2880"/>
+          </w:tcPr>
+          <w:p>
+            <w:r>
+              <w:rPr>
+                <w:rFonts w:ascii="Microsoft YaHei" w:hAnsi="Microsoft YaHei" w:eastAsia="Microsoft YaHei"/>
+                <w:b w:val="0"/>
+                <w:sz w:val="21"/>
+              </w:rPr>
+              <w:t>ack</w:t>
+            </w:r>
+          </w:p>
+        </w:tc>
+        <w:tc>
+          <w:tcPr>
+            <w:tcW w:type="dxa" w:w="2880"/>
+          </w:tcPr>
+          <w:p>
+            <w:r>
+              <w:rPr>
+                <w:rFonts w:ascii="Microsoft YaHei" w:hAnsi="Microsoft YaHei" w:eastAsia="Microsoft YaHei"/>
+                <w:b w:val="0"/>
+                <w:sz w:val="21"/>
+              </w:rPr>
+              <w:t>双向</w:t>
+            </w:r>
+          </w:p>
+        </w:tc>
+        <w:tc>
+          <w:tcPr>
+            <w:tcW w:type="dxa" w:w="2880"/>
+          </w:tcPr>
+          <w:p>
+            <w:r>
+              <w:rPr>
+                <w:rFonts w:ascii="Microsoft YaHei" w:hAnsi="Microsoft YaHei" w:eastAsia="Microsoft YaHei"/>
+                <w:b w:val="0"/>
+                <w:sz w:val="21"/>
+              </w:rPr>
+              <w:t>2.3 统一响应结构 + ack_msg_id</w:t>
+            </w:r>
+          </w:p>
+        </w:tc>
+      </w:tr>
+      <w:tr>
+        <w:tc>
+          <w:tcPr>
+            <w:tcW w:type="dxa" w:w="2880"/>
+          </w:tcPr>
+          <w:p>
+            <w:r>
+              <w:rPr>
+                <w:rFonts w:ascii="Microsoft YaHei" w:hAnsi="Microsoft YaHei" w:eastAsia="Microsoft YaHei"/>
+                <w:b w:val="0"/>
+                <w:sz w:val="21"/>
+              </w:rPr>
+              <w:t>ping / pong</w:t>
+            </w:r>
+          </w:p>
+        </w:tc>
+        <w:tc>
+          <w:tcPr>
+            <w:tcW w:type="dxa" w:w="2880"/>
+          </w:tcPr>
+          <w:p>
+            <w:r>
+              <w:rPr>
+                <w:rFonts w:ascii="Microsoft YaHei" w:hAnsi="Microsoft YaHei" w:eastAsia="Microsoft YaHei"/>
+                <w:b w:val="0"/>
+                <w:sz w:val="21"/>
+              </w:rPr>
+              <w:t>双向</w:t>
+            </w:r>
+          </w:p>
+        </w:tc>
+        <w:tc>
+          <w:tcPr>
+            <w:tcW w:type="dxa" w:w="2880"/>
+          </w:tcPr>
+          <w:p>
+            <w:r>
+              <w:rPr>
+                <w:rFonts w:ascii="Microsoft YaHei" w:hAnsi="Microsoft YaHei" w:eastAsia="Microsoft YaHei"/>
+                <w:b w:val="0"/>
+                <w:sz w:val="21"/>
+              </w:rPr>
+              <w:t>心跳，payload 为空对象 {}</w:t>
+            </w:r>
+          </w:p>
+        </w:tc>
+      </w:tr>
+    </w:tbl>
+    <w:p>
+      <w:r>
+        <w:rPr>
+          <w:rFonts w:ascii="Microsoft YaHei" w:hAnsi="Microsoft YaHei" w:eastAsia="Microsoft YaHei"/>
+          <w:b/>
+          <w:color w:val="1F4E79"/>
+          <w:sz w:val="30"/>
+        </w:rPr>
         <w:t>附录 A：JSON 示例</w:t>
       </w:r>
     </w:p>
@@ -8468,127 +10219,114 @@
         <w:rPr>
           <w:rFonts w:ascii="Consolas" w:hAnsi="Consolas" w:eastAsia="Consolas"/>
           <w:b w:val="0"/>
-          <w:color w:val="1A1A1A"/>
           <w:sz w:val="18"/>
         </w:rPr>
-        <w:t>POST https://mediscribe.cn/api/his/v1/encounter/admit</w:t>
-      </w:r>
-      <w:r>
+        <w:t>POST https://mediscribe.cn/api/v1/his/encounter/admit</w:t>
         <w:br/>
       </w:r>
       <w:r>
         <w:rPr>
           <w:rFonts w:ascii="Consolas" w:hAnsi="Consolas" w:eastAsia="Consolas"/>
           <w:b w:val="0"/>
-          <w:color w:val="1A1A1A"/>
           <w:sz w:val="18"/>
         </w:rPr>
         <w:t>Headers: X-App-Id / X-Timestamp / X-Nonce / X-Sign</w:t>
-      </w:r>
-      <w:r>
         <w:br/>
       </w:r>
       <w:r>
         <w:rPr>
           <w:rFonts w:ascii="Consolas" w:hAnsi="Consolas" w:eastAsia="Consolas"/>
           <w:b w:val="0"/>
-          <w:color w:val="1A1A1A"/>
           <w:sz w:val="18"/>
         </w:rPr>
         <w:t>{</w:t>
-      </w:r>
-      <w:r>
         <w:br/>
       </w:r>
       <w:r>
         <w:rPr>
           <w:rFonts w:ascii="Consolas" w:hAnsi="Consolas" w:eastAsia="Consolas"/>
           <w:b w:val="0"/>
-          <w:color w:val="1A1A1A"/>
           <w:sz w:val="18"/>
         </w:rPr>
         <w:t xml:space="preserve">  "visit_id": "20260514001401",</w:t>
-      </w:r>
-      <w:r>
         <w:br/>
       </w:r>
       <w:r>
         <w:rPr>
           <w:rFonts w:ascii="Consolas" w:hAnsi="Consolas" w:eastAsia="Consolas"/>
           <w:b w:val="0"/>
-          <w:color w:val="1A1A1A"/>
           <w:sz w:val="18"/>
         </w:rPr>
         <w:t xml:space="preserve">  "hospital_code": "H32050701121",</w:t>
-      </w:r>
-      <w:r>
         <w:br/>
       </w:r>
       <w:r>
         <w:rPr>
           <w:rFonts w:ascii="Consolas" w:hAnsi="Consolas" w:eastAsia="Consolas"/>
           <w:b w:val="0"/>
-          <w:color w:val="1A1A1A"/>
           <w:sz w:val="18"/>
         </w:rPr>
         <w:t xml:space="preserve">  "patient_name": "测试111", "gender": "male", "birth_date": "2000-01-01",</w:t>
-      </w:r>
-      <w:r>
         <w:br/>
       </w:r>
       <w:r>
         <w:rPr>
           <w:rFonts w:ascii="Consolas" w:hAnsi="Consolas" w:eastAsia="Consolas"/>
           <w:b w:val="0"/>
-          <w:color w:val="1A1A1A"/>
           <w:sz w:val="18"/>
         </w:rPr>
         <w:t xml:space="preserve">  "dept_code": "0101", "dept_name": "全科(安元)",</w:t>
-      </w:r>
-      <w:r>
         <w:br/>
       </w:r>
       <w:r>
         <w:rPr>
           <w:rFonts w:ascii="Consolas" w:hAnsi="Consolas" w:eastAsia="Consolas"/>
           <w:b w:val="0"/>
-          <w:color w:val="1A1A1A"/>
           <w:sz w:val="18"/>
         </w:rPr>
         <w:t xml:space="preserve">  "doctor_code": "001", "doctor_name": "张医生",</w:t>
-      </w:r>
-      <w:r>
         <w:br/>
       </w:r>
       <w:r>
         <w:rPr>
           <w:rFonts w:ascii="Consolas" w:hAnsi="Consolas" w:eastAsia="Consolas"/>
           <w:b w:val="0"/>
-          <w:color w:val="1A1A1A"/>
           <w:sz w:val="18"/>
         </w:rPr>
         <w:t xml:space="preserve">  "visit_type": "outpatient", "is_first_visit": true,</w:t>
-      </w:r>
-      <w:r>
         <w:br/>
       </w:r>
       <w:r>
         <w:rPr>
           <w:rFonts w:ascii="Consolas" w:hAnsi="Consolas" w:eastAsia="Consolas"/>
           <w:b w:val="0"/>
-          <w:color w:val="1A1A1A"/>
           <w:sz w:val="18"/>
         </w:rPr>
-        <w:t xml:space="preserve">  "agent_device_ip": "172.16.2.58"</w:t>
-      </w:r>
-      <w:r>
+        <w:t xml:space="preserve">  "agent_device_ip": "172.16.2.58",</w:t>
         <w:br/>
       </w:r>
       <w:r>
         <w:rPr>
           <w:rFonts w:ascii="Consolas" w:hAnsi="Consolas" w:eastAsia="Consolas"/>
           <w:b w:val="0"/>
-          <w:color w:val="1A1A1A"/>
+          <w:sz w:val="18"/>
+        </w:rPr>
+        <w:t xml:space="preserve">  "vitals": { "height": "158", "weight": "62", "bp_systolic": "162", "bp_diastolic": "96" },</w:t>
+        <w:br/>
+      </w:r>
+      <w:r>
+        <w:rPr>
+          <w:rFonts w:ascii="Consolas" w:hAnsi="Consolas" w:eastAsia="Consolas"/>
+          <w:b w:val="0"/>
+          <w:sz w:val="18"/>
+        </w:rPr>
+        <w:t xml:space="preserve">  "allergy_history": "青霉素过敏"</w:t>
+        <w:br/>
+      </w:r>
+      <w:r>
+        <w:rPr>
+          <w:rFonts w:ascii="Consolas" w:hAnsi="Consolas" w:eastAsia="Consolas"/>
+          <w:b w:val="0"/>
           <w:sz w:val="18"/>
         </w:rPr>
         <w:t>}</w:t>
@@ -8868,6 +10606,151 @@
           <w:rFonts w:ascii="Microsoft YaHei" w:hAnsi="Microsoft YaHei" w:eastAsia="Microsoft YaHei"/>
           <w:b/>
           <w:color w:val="1F4E79"/>
+          <w:sz w:val="25"/>
+        </w:rPr>
+        <w:t>A.4 WebSocket 消息示例（方案 B）</w:t>
+      </w:r>
+    </w:p>
+    <w:p>
+      <w:r>
+        <w:rPr>
+          <w:rFonts w:ascii="Microsoft YaHei" w:hAnsi="Microsoft YaHei" w:eastAsia="Microsoft YaHei"/>
+          <w:b w:val="0"/>
+          <w:sz w:val="21"/>
+        </w:rPr>
+        <w:t>接诊推送（HIS → 我方，上行）及我方应答：</w:t>
+      </w:r>
+    </w:p>
+    <w:p>
+      <w:pPr>
+        <w:shd w:fill="F2F4F7"/>
+      </w:pPr>
+      <w:r>
+        <w:rPr>
+          <w:rFonts w:ascii="Consolas" w:hAnsi="Consolas" w:eastAsia="Consolas"/>
+          <w:b w:val="0"/>
+          <w:sz w:val="18"/>
+        </w:rPr>
+        <w:t>{ "type": "encounter_admit", "msg_id": "his-20260514-0001",</w:t>
+        <w:br/>
+      </w:r>
+      <w:r>
+        <w:rPr>
+          <w:rFonts w:ascii="Consolas" w:hAnsi="Consolas" w:eastAsia="Consolas"/>
+          <w:b w:val="0"/>
+          <w:sz w:val="18"/>
+        </w:rPr>
+        <w:t xml:space="preserve">  "app_id": "his_wanda", "timestamp": "1770000000000", "nonce": "a1b2c3", "sign": "…",</w:t>
+        <w:br/>
+      </w:r>
+      <w:r>
+        <w:rPr>
+          <w:rFonts w:ascii="Consolas" w:hAnsi="Consolas" w:eastAsia="Consolas"/>
+          <w:b w:val="0"/>
+          <w:sz w:val="18"/>
+        </w:rPr>
+        <w:t xml:space="preserve">  "payload": { …同 A.1 请求体… } }</w:t>
+        <w:br/>
+      </w:r>
+      <w:r>
+        <w:rPr>
+          <w:rFonts w:ascii="Consolas" w:hAnsi="Consolas" w:eastAsia="Consolas"/>
+          <w:b w:val="0"/>
+          <w:sz w:val="18"/>
+        </w:rPr>
+        <w:br/>
+      </w:r>
+      <w:r>
+        <w:rPr>
+          <w:rFonts w:ascii="Consolas" w:hAnsi="Consolas" w:eastAsia="Consolas"/>
+          <w:b w:val="0"/>
+          <w:sz w:val="18"/>
+        </w:rPr>
+        <w:t>{ "type": "ack", "msg_id": "ms-ack-0001",</w:t>
+        <w:br/>
+      </w:r>
+      <w:r>
+        <w:rPr>
+          <w:rFonts w:ascii="Consolas" w:hAnsi="Consolas" w:eastAsia="Consolas"/>
+          <w:b w:val="0"/>
+          <w:sz w:val="18"/>
+        </w:rPr>
+        <w:t xml:space="preserve">  "payload": { "code": 0, "message": "success", "trace_id": "…", "ack_msg_id": "his-20260514-0001" } }</w:t>
+      </w:r>
+    </w:p>
+    <w:p>
+      <w:r>
+        <w:rPr>
+          <w:rFonts w:ascii="Microsoft YaHei" w:hAnsi="Microsoft YaHei" w:eastAsia="Microsoft YaHei"/>
+          <w:b w:val="0"/>
+          <w:sz w:val="21"/>
+        </w:rPr>
+        <w:t>病历回写（我方 → HIS，下行）及贵方应答：</w:t>
+      </w:r>
+    </w:p>
+    <w:p>
+      <w:pPr>
+        <w:shd w:fill="F2F4F7"/>
+      </w:pPr>
+      <w:r>
+        <w:rPr>
+          <w:rFonts w:ascii="Consolas" w:hAnsi="Consolas" w:eastAsia="Consolas"/>
+          <w:b w:val="0"/>
+          <w:sz w:val="18"/>
+        </w:rPr>
+        <w:t>{ "type": "record_writeback", "msg_id": "ms-20260514-0007",</w:t>
+        <w:br/>
+      </w:r>
+      <w:r>
+        <w:rPr>
+          <w:rFonts w:ascii="Consolas" w:hAnsi="Consolas" w:eastAsia="Consolas"/>
+          <w:b w:val="0"/>
+          <w:sz w:val="18"/>
+        </w:rPr>
+        <w:t xml:space="preserve">  "app_id": "mediscribe", "timestamp": "1770000001000", "nonce": "d4e5f6", "sign": "…",</w:t>
+        <w:br/>
+      </w:r>
+      <w:r>
+        <w:rPr>
+          <w:rFonts w:ascii="Consolas" w:hAnsi="Consolas" w:eastAsia="Consolas"/>
+          <w:b w:val="0"/>
+          <w:sz w:val="18"/>
+        </w:rPr>
+        <w:t xml:space="preserve">  "payload": { …同 A.2 请求体… } }</w:t>
+        <w:br/>
+      </w:r>
+      <w:r>
+        <w:rPr>
+          <w:rFonts w:ascii="Consolas" w:hAnsi="Consolas" w:eastAsia="Consolas"/>
+          <w:b w:val="0"/>
+          <w:sz w:val="18"/>
+        </w:rPr>
+        <w:br/>
+      </w:r>
+      <w:r>
+        <w:rPr>
+          <w:rFonts w:ascii="Consolas" w:hAnsi="Consolas" w:eastAsia="Consolas"/>
+          <w:b w:val="0"/>
+          <w:sz w:val="18"/>
+        </w:rPr>
+        <w:t>{ "type": "ack", "msg_id": "his-ack-0007",</w:t>
+        <w:br/>
+      </w:r>
+      <w:r>
+        <w:rPr>
+          <w:rFonts w:ascii="Consolas" w:hAnsi="Consolas" w:eastAsia="Consolas"/>
+          <w:b w:val="0"/>
+          <w:sz w:val="18"/>
+        </w:rPr>
+        <w:t xml:space="preserve">  "payload": { "code": 0, "message": "success", "trace_id": "…", "ack_msg_id": "ms-20260514-0007" } }</w:t>
+      </w:r>
+    </w:p>
+    <w:p>
+      <w:r>
+        <w:rPr>
+          <w:rFonts w:ascii="Microsoft YaHei" w:hAnsi="Microsoft YaHei" w:eastAsia="Microsoft YaHei"/>
+          <w:b/>
+          <w:color w:val="1F4E79"/>
           <w:sz w:val="30"/>
         </w:rPr>
         <w:t>附录 B：待贵方确认事项</w:t>
@@ -8927,6 +10810,32 @@
     </w:p>
     <w:p/>
     <w:p>
+      <w:pPr>
+        <w:pStyle w:val="ListBullet"/>
+      </w:pPr>
+      <w:r>
+        <w:rPr>
+          <w:rFonts w:ascii="Microsoft YaHei" w:hAnsi="Microsoft YaHei" w:eastAsia="Microsoft YaHei"/>
+          <w:b w:val="0"/>
+          <w:sz w:val="21"/>
+        </w:rPr>
+        <w:t>5. 传输通道二选一：HTTPS 直连（方案 A）或 WebSocket 长连接（方案 B，我方推荐）。若选方案 B，请确认：① 长连接由贵方 HIS 服务端统一建立（推荐，一家机构一条），还是各诊室工作站分别建立；② 贵方 HIS 技术栈可用的 wss 客户端库及常驻连接的进程方式。</w:t>
+      </w:r>
+    </w:p>
+    <w:p>
+      <w:pPr>
+        <w:pStyle w:val="ListBullet"/>
+      </w:pPr>
+      <w:r>
+        <w:rPr>
+          <w:rFonts w:ascii="Microsoft YaHei" w:hAnsi="Microsoft YaHei" w:eastAsia="Microsoft YaHei"/>
+          <w:b w:val="0"/>
+          <w:sz w:val="21"/>
+        </w:rPr>
+        <w:t>6. 接诊推送的体征与档案字段（3.1 表 vitals.*、allergy_history、past_history）：请对照贵方接诊界面与居民健康档案，确认实际能提供哪些项。</w:t>
+      </w:r>
+    </w:p>
+    <w:p>
       <w:r>
         <w:rPr>
           <w:rFonts w:ascii="Microsoft YaHei" w:hAnsi="Microsoft YaHei" w:eastAsia="Microsoft YaHei"/>
@@ -8935,7 +10844,7 @@
           <w:color w:val="595959"/>
           <w:sz w:val="18"/>
         </w:rPr>
-        <w:t>— 本文档为 v1 草案，供双方评审。范围：接诊数据推送 + 病历回写。 —</w:t>
+        <w:t>— 本文档为 v1.1 草案，供双方评审。范围：接诊数据推送 + 病历回写（HTTPS 直连 / WebSocket 长连接双通道）。 —</w:t>
       </w:r>
     </w:p>
     <w:sectPr>

--- a/docs/MediScribe_HIS接口规范.docx
+++ b/docs/MediScribe_HIS接口规范.docx
@@ -9404,7 +9404,7 @@
           <w:b w:val="0"/>
           <w:sz w:val="21"/>
         </w:rPr>
-        <w:t>连接建立后，双向所有消息均为如下 JSON 信封；payload 内的业务字段与第 3 章各接口的请求参数完全一致：</w:t>
+        <w:t>连接建立后，双向所有消息均为如下 JSON 信封；payload 内的业务字段与第 3 章各接口的请求参数完全一致。签名约定：所有消息统一携带 sign；上行消息（贵方→我方）我方强制验签；下行消息（我方→贵方）贵方验签为可选——连接已经握手鉴权且全程 wss 加密，可直接信任，如愿校验可按 2.2 同一公式核验：</w:t>
       </w:r>
     </w:p>
     <w:tbl>

--- a/docs/MediScribe_HIS接口规范.docx
+++ b/docs/MediScribe_HIS接口规范.docx
@@ -2843,7 +2843,13 @@
                 <w:b w:val="0"/>
                 <w:sz w:val="18"/>
               </w:rPr>
-              <w:t>科室编码</w:t>
+            </w:r>
+            <w:r>
+              <w:rPr>
+                <w:rFonts w:ascii="Microsoft YaHei" w:hAnsi="Microsoft YaHei" w:eastAsia="Microsoft YaHei"/>
+                <w:sz w:val="21"/>
+              </w:rPr>
+              <w:t>科室编码(本次接诊/挂号的科室,非医生编制科室)</w:t>
             </w:r>
           </w:p>
         </w:tc>
@@ -2925,7 +2931,13 @@
                 <w:b w:val="0"/>
                 <w:sz w:val="18"/>
               </w:rPr>
-              <w:t>科室名称</w:t>
+            </w:r>
+            <w:r>
+              <w:rPr>
+                <w:rFonts w:ascii="Microsoft YaHei" w:hAnsi="Microsoft YaHei" w:eastAsia="Microsoft YaHei"/>
+                <w:sz w:val="21"/>
+              </w:rPr>
+              <w:t>科室名称(同上,随就诊走)</w:t>
             </w:r>
           </w:p>
         </w:tc>

--- a/docs/MediScribe_HIS接口规范.docx
+++ b/docs/MediScribe_HIS接口规范.docx
@@ -9395,7 +9395,7 @@
           <w:b w:val="0"/>
           <w:sz w:val="21"/>
         </w:rPr>
-        <w:t>连接地址：wss://mediscribe.cn/api/v1/his/ws。握手时在 URL query 携带 app_id、timestamp、nonce、sign 四个参数，签名算法同 2.2，待签串 = appId + timestamp + nonce + "handshake"。鉴权失败我方拒绝握手（HTTP 401）。连接由贵方发起并长期保持，一家机构一条连接。凭证简化：方案 B 下仅需一套凭证——由我方分配 appId/appSecret 给贵方，握手与其后双向消息签名均使用这一套（连接本身已经该凭证鉴权），贵方无需再为我方分配凭证。</w:t>
+        <w:t>连接地址：wss://mediscribe.cn/api/v1/his/ws。握手时在 URL query 携带 app_id、timestamp、nonce、sign 四个参数，签名算法同 2.2，待签串 = appId + timestamp + nonce + "handshake"。鉴权失败我方拒绝握手（HTTP 401）。连接由贵方发起并长期保持。已双方确认：WS 代码加在贵方门诊（全科）客户端内，每台诊室电脑各建一条连接、多条并存；回写与刷新消息由我方自动路由回该就诊接诊推送的来源连接（即医生所在的那台诊室）。凭证简化：方案 B 下仅需一套凭证——由我方分配 appId/appSecret 给贵方，握手与其后双向消息签名均使用这一套（连接本身已经该凭证鉴权），贵方无需再为我方分配凭证。</w:t>
       </w:r>
     </w:p>
     <w:p>

--- a/docs/MediScribe_HIS接口规范.docx
+++ b/docs/MediScribe_HIS接口规范.docx
@@ -41,7 +41,7 @@
           <w:color w:val="595959"/>
           <w:sz w:val="20"/>
         </w:rPr>
-        <w:t>版本 v1.1　|　日期：2026-07-26</w:t>
+        <w:t>版本 v1.2　|　日期：2026-08-11</w:t>
       </w:r>
     </w:p>
     <w:p/>
@@ -53,7 +53,7 @@
           <w:color w:val="808080"/>
           <w:sz w:val="19"/>
         </w:rPr>
-        <w:t>v1.1 修订：新增第 7 章「WebSocket 长连接通道（方案 B，推荐）」；签名算法统一为 HMAC-SHA256；接口地址与错误码按我方现网实现对齐（/api/v1/his/…、新增 40006）；接诊推送新增选填体征与档案字段（与回写 vitals.* 对称）；两通道业务字段与签名机制一致，联调时二选一。</w:t>
+        <w:t>v1.2 修订：通道定稿——已确认采用方案 B（WebSocket），连接建在全科客户端、每台诊室各一条（7.2）；下行消息贵方验签改为可选（7.3）；3.1 补科室字段语义（本次接诊科室）与选填体征字段；附录 B 改为「已确认 / 待确认」两组。（v1.1 曾新增：第 7 章双通道、签名统一 HMAC-SHA256、URL 对齐现网实现）</w:t>
       </w:r>
     </w:p>
     <w:p>
@@ -352,7 +352,7 @@
           <w:color w:val="595959"/>
           <w:sz w:val="19"/>
         </w:rPr>
-        <w:t>说明：本对接为医院授权的点对点直连，不接入省级平台；消息一律为 JSON，传输通道支持 HTTPS 直连（方案 A）与 WebSocket 长连接（方案 B，我方推荐）两种，以联调时双方确认为准（见第 7 章）；不依赖动态库（dll）。</w:t>
+        <w:t>说明：本对接为医院授权的点对点直连，不接入省级平台；消息一律为 JSON。传输通道已双方确认采用方案 B（WebSocket 长连接，见第 7 章）；方案 A（HTTPS 直连）作为备选保留、第 3 章按其描述接口语义。不依赖动态库（dll）。</w:t>
       </w:r>
     </w:p>
     <w:p>
@@ -779,7 +779,7 @@
                 <w:b w:val="0"/>
                 <w:sz w:val="21"/>
               </w:rPr>
-              <w:t>方案 A：HTTPS 直连（默认，第 3 章按此描述）；方案 B：WebSocket 长连接（见第 7 章）。二选一，联调确认</w:t>
+              <w:t>已确认采用方案 B：WebSocket 长连接（见第 7 章）。方案 A：HTTPS 直连（第 3 章按此描述）保留备用</w:t>
             </w:r>
           </w:p>
         </w:tc>
@@ -10778,7 +10778,7 @@
           <w:b w:val="0"/>
           <w:sz w:val="21"/>
         </w:rPr>
-        <w:t>1. 病历回写的「写入接口」「刷新接口」地址（内网即可），以及是否允许公网访问。</w:t>
+        <w:t>【已确认】传输通道：方案 B（WebSocket 长连接）；方案 A（HTTPS 直连）保留备用。</w:t>
       </w:r>
     </w:p>
     <w:p>
@@ -10791,7 +10791,7 @@
           <w:b w:val="0"/>
           <w:sz w:val="21"/>
         </w:rPr>
-        <w:t>2. 回写方向：请贵方为我方分配 appId/appSecret，采用签名鉴权（与接诊推送一致，与省平台凭证无关）；可另配内网 IP 白名单加强。</w:t>
+        <w:t>【已确认】连接拓扑：WS 代码加在贵方全科客户端内，每台诊室电脑各建一条连接；病历回写由我方自动路由回该就诊接诊推送的来源诊室。</w:t>
       </w:r>
     </w:p>
     <w:p>
@@ -10804,7 +10804,7 @@
           <w:b w:val="0"/>
           <w:sz w:val="21"/>
         </w:rPr>
-        <w:t>3. 接诊推送方向：由我方分配 appId/appSecret 给贵方用于签名（请确认接收方式）。</w:t>
+        <w:t>【已确认】凭证：方案 B 下仅我方分配一套 appId/appSecret（已生成，线下交付贵方）；贵方无需为我方分配。</w:t>
       </w:r>
     </w:p>
     <w:p>
@@ -10817,7 +10817,7 @@
           <w:b w:val="0"/>
           <w:sz w:val="21"/>
         </w:rPr>
-        <w:t>4. 提供诊断、科室字典数据，以及测试环境与测试凭证。</w:t>
+        <w:t>【已确认】字典：无需提供科室/诊断字典——科室编码+名称随接诊推送成对下发，诊断以名称为准落库。</w:t>
       </w:r>
     </w:p>
     <w:p/>
@@ -10831,7 +10831,7 @@
           <w:b w:val="0"/>
           <w:sz w:val="21"/>
         </w:rPr>
-        <w:t>5. 传输通道二选一：HTTPS 直连（方案 A）或 WebSocket 长连接（方案 B，我方推荐）。若选方案 B，请确认：① 长连接由贵方 HIS 服务端统一建立（推荐，一家机构一条），还是各诊室工作站分别建立；② 贵方 HIS 技术栈可用的 wss 客户端库及常驻连接的进程方式。</w:t>
+        <w:t>【待确认】dept_code 取值列：贵方科室表中「本地ID」（如 1230024，每科唯一）还是「中心编码」（如 A02，多科重复）？我方建议用本地ID（唯一可区分）。</w:t>
       </w:r>
     </w:p>
     <w:p>
@@ -10844,7 +10844,19 @@
           <w:b w:val="0"/>
           <w:sz w:val="21"/>
         </w:rPr>
-        <w:t>6. 接诊推送的体征与档案字段（3.1 表 vitals.*、allergy_history、past_history）：请对照贵方接诊界面与居民健康档案，确认实际能提供哪些项。</w:t>
+        <w:t>【待确认】体征与档案字段：3.1 表 vitals.*、allergy_history、past_history，请对照贵方接诊界面确认实际能提供哪些项。</w:t>
+      </w:r>
+    </w:p>
+    <w:p>
+      <w:pPr>
+        <w:pStyle w:val="ListBullet"/>
+      </w:pPr>
+      <w:r>
+        <w:rPr>
+          <w:rFonts w:ascii="Microsoft YaHei" w:hAnsi="Microsoft YaHei" w:eastAsia="Microsoft YaHei"/>
+          <w:sz w:val="21"/>
+        </w:rPr>
+        <w:t>【待确认】测试环境与联调排期：贵方客户端开发完成后约时间，我方随时可联调。</w:t>
       </w:r>
     </w:p>
     <w:p>
@@ -10856,7 +10868,7 @@
           <w:color w:val="595959"/>
           <w:sz w:val="18"/>
         </w:rPr>
-        <w:t>— 本文档为 v1.1 草案，供双方评审。范围：接诊数据推送 + 病历回写（HTTPS 直连 / WebSocket 长连接双通道）。 —</w:t>
+        <w:t>— 本文档 v1.2，供双方评审。范围：接诊数据推送 + 病历回写（已定 WebSocket 长连接，方案 B）。 —</w:t>
       </w:r>
     </w:p>
     <w:sectPr>

--- a/docs/MediScribe_HIS接口规范.docx
+++ b/docs/MediScribe_HIS接口规范.docx
@@ -53,7 +53,7 @@
           <w:color w:val="808080"/>
           <w:sz w:val="19"/>
         </w:rPr>
-        <w:t>v1.2 修订：通道定稿——已确认采用方案 B（WebSocket），连接建在全科客户端、每台诊室各一条（7.2）；下行消息贵方验签改为可选（7.3）；3.1 补科室字段语义（本次接诊科室）与选填体征字段；附录 B 改为「已确认 / 待确认」两组。（v1.1 曾新增：第 7 章双通道、签名统一 HMAC-SHA256、URL 对齐现网实现）</w:t>
+        <w:t>v1.2 修订：通道定稿——已确认采用方案 B（WebSocket），连接建在全科客户端、每台诊室各一条（7.2）；下行消息贵方验签改为可选（7.3）；3.1 补科室字段语义（本次接诊科室）与选填体征字段；附录 B 改为「已确认 / 待确认」两组。（v1.1 曾新增：第 7 章双通道、签名统一 HMAC-SHA256、URL 对齐现网实现；dept_code 已确认取科室表「本地ID」列）</w:t>
       </w:r>
     </w:p>
     <w:p>
@@ -2836,7 +2836,9 @@
             <w:tcW w:type="dxa" w:w="3402"/>
           </w:tcPr>
           <w:p>
-            <w:r/>
+            <w:r>
+              <w:t>科室编码(本次接诊/挂号的科室,非医生编制科室;取贵方科室表「本地ID」列,如1230024)</w:t>
+            </w:r>
             <w:r>
               <w:rPr>
                 <w:rFonts w:ascii="Microsoft YaHei" w:hAnsi="Microsoft YaHei" w:eastAsia="Microsoft YaHei"/>
@@ -2849,7 +2851,6 @@
                 <w:rFonts w:ascii="Microsoft YaHei" w:hAnsi="Microsoft YaHei" w:eastAsia="Microsoft YaHei"/>
                 <w:sz w:val="21"/>
               </w:rPr>
-              <w:t>科室编码(本次接诊/挂号的科室,非医生编制科室)</w:t>
             </w:r>
           </w:p>
         </w:tc>
@@ -10831,7 +10832,7 @@
           <w:b w:val="0"/>
           <w:sz w:val="21"/>
         </w:rPr>
-        <w:t>【待确认】dept_code 取值列：贵方科室表中「本地ID」（如 1230024，每科唯一）还是「中心编码」（如 A02，多科重复）？我方建议用本地ID（唯一可区分）。</w:t>
+        <w:t>【已确认】dept_code 取值：贵方科室表「本地ID」列（如 1230024 全科，每科唯一；贵方 2026-08-11 确认）。</w:t>
       </w:r>
     </w:p>
     <w:p>

--- a/docs/MediScribe_HIS接口规范.docx
+++ b/docs/MediScribe_HIS接口规范.docx
@@ -1761,6 +1761,28 @@
           </w:p>
         </w:tc>
       </w:tr>
+      <w:tr>
+        <w:tc>
+          <w:tcPr>
+            <w:tcW w:type="dxa" w:w="4320"/>
+          </w:tcPr>
+          <w:p>
+            <w:r>
+              <w:t>40007</w:t>
+            </w:r>
+          </w:p>
+        </w:tc>
+        <w:tc>
+          <w:tcPr>
+            <w:tcW w:type="dxa" w:w="4320"/>
+          </w:tcPr>
+          <w:p>
+            <w:r>
+              <w:t>业务处理失败（具体原因见 message，如接诊推送的医生工号未在 MediScribe 注册）</w:t>
+            </w:r>
+          </w:p>
+        </w:tc>
+      </w:tr>
     </w:tbl>
     <w:p>
       <w:r>
@@ -2086,6 +2108,28 @@
                 <w:sz w:val="18"/>
               </w:rPr>
               <w:t>POST / JSON</w:t>
+            </w:r>
+          </w:p>
+        </w:tc>
+      </w:tr>
+      <w:tr>
+        <w:tc>
+          <w:tcPr>
+            <w:tcW w:type="dxa" w:w="4320"/>
+          </w:tcPr>
+          <w:p>
+            <w:r>
+              <w:t>接收处理</w:t>
+            </w:r>
+          </w:p>
+        </w:tc>
+        <w:tc>
+          <w:tcPr>
+            <w:tcW w:type="dxa" w:w="4320"/>
+          </w:tcPr>
+          <w:p>
+            <w:r>
+              <w:t>我方实时处理：按 doctor_code（医生工号）把患者派入对应医生的 MediScribe 工作台并自动建档；成功 ack 的 data 含 visit_id 与 encounter_id（我方接诊号，贵方可忽略）；医生工号未在我方注册时返回 code=40007（message 带具体工号），补注册后重推即可。同一 visit_id 重复推送幂等（复用已有接诊，不重复建档）。</w:t>
             </w:r>
           </w:p>
         </w:tc>
